--- a/1-G-1/17-week-17/5-Quiz/2- Computer Final Exam G1.docx
+++ b/1-G-1/17-week-17/5-Quiz/2- Computer Final Exam G1.docx
@@ -26,10 +26,10 @@
       </w:tblPr>
       <w:tblGrid>
         <w:gridCol w:w="1046"/>
-        <w:gridCol w:w="806"/>
-        <w:gridCol w:w="1178"/>
-        <w:gridCol w:w="1020"/>
-        <w:gridCol w:w="256"/>
+        <w:gridCol w:w="1120"/>
+        <w:gridCol w:w="864"/>
+        <w:gridCol w:w="750"/>
+        <w:gridCol w:w="526"/>
         <w:gridCol w:w="2126"/>
         <w:gridCol w:w="606"/>
         <w:gridCol w:w="1512"/>
@@ -42,7 +42,7 @@
         </w:trPr>
         <w:tc>
           <w:tcPr>
-            <w:tcW w:w="4050" w:type="dxa"/>
+            <w:tcW w:w="3780" w:type="dxa"/>
             <w:gridSpan w:val="4"/>
             <w:tcBorders>
               <w:bottom w:val="double" w:sz="4" w:space="0" w:color="auto"/>
@@ -54,20 +54,22 @@
               <w:spacing w:line="360" w:lineRule="auto"/>
               <w:jc w:val="center"/>
               <w:rPr>
-                <w:rFonts w:ascii="Microsoft Sans Serif" w:hAnsi="Microsoft Sans Serif" w:cs="Microsoft Sans Serif"/>
-                <w:b/>
-                <w:bCs/>
-                <w:sz w:val="18"/>
-                <w:szCs w:val="18"/>
-              </w:rPr>
-            </w:pPr>
-            <w:r>
-              <w:rPr>
-                <w:rFonts w:ascii="Microsoft Sans Serif" w:hAnsi="Microsoft Sans Serif" w:cs="Microsoft Sans Serif"/>
-                <w:b/>
-                <w:bCs/>
-                <w:sz w:val="18"/>
-                <w:szCs w:val="18"/>
+                <w:rFonts w:asciiTheme="majorBidi" w:hAnsiTheme="majorBidi" w:cstheme="majorBidi"/>
+                <w:b/>
+                <w:bCs/>
+                <w:sz w:val="20"/>
+                <w:szCs w:val="20"/>
+                <w:lang w:val="en"/>
+              </w:rPr>
+            </w:pPr>
+            <w:r>
+              <w:rPr>
+                <w:rFonts w:asciiTheme="majorBidi" w:hAnsiTheme="majorBidi" w:cstheme="majorBidi"/>
+                <w:b/>
+                <w:bCs/>
+                <w:sz w:val="20"/>
+                <w:szCs w:val="20"/>
+                <w:lang w:val="en"/>
               </w:rPr>
               <w:t>Kingdom of Saudi Arabia</w:t>
             </w:r>
@@ -77,20 +79,22 @@
               <w:spacing w:line="360" w:lineRule="auto"/>
               <w:jc w:val="center"/>
               <w:rPr>
-                <w:rFonts w:ascii="Microsoft Sans Serif" w:hAnsi="Microsoft Sans Serif" w:cs="Microsoft Sans Serif"/>
-                <w:b/>
-                <w:bCs/>
-                <w:sz w:val="18"/>
-                <w:szCs w:val="18"/>
-              </w:rPr>
-            </w:pPr>
-            <w:r>
-              <w:rPr>
-                <w:rFonts w:ascii="Microsoft Sans Serif" w:hAnsi="Microsoft Sans Serif" w:cs="Microsoft Sans Serif"/>
-                <w:b/>
-                <w:bCs/>
-                <w:sz w:val="18"/>
-                <w:szCs w:val="18"/>
+                <w:rFonts w:asciiTheme="majorBidi" w:hAnsiTheme="majorBidi" w:cstheme="majorBidi"/>
+                <w:b/>
+                <w:bCs/>
+                <w:sz w:val="20"/>
+                <w:szCs w:val="20"/>
+                <w:lang w:val="en"/>
+              </w:rPr>
+            </w:pPr>
+            <w:r>
+              <w:rPr>
+                <w:rFonts w:asciiTheme="majorBidi" w:hAnsiTheme="majorBidi" w:cstheme="majorBidi"/>
+                <w:b/>
+                <w:bCs/>
+                <w:sz w:val="20"/>
+                <w:szCs w:val="20"/>
+                <w:lang w:val="en"/>
               </w:rPr>
               <w:t>Ministry of Education</w:t>
             </w:r>
@@ -100,23 +104,24 @@
               <w:spacing w:line="360" w:lineRule="auto"/>
               <w:jc w:val="center"/>
               <w:rPr>
-                <w:rFonts w:ascii="Microsoft Sans Serif" w:hAnsi="Microsoft Sans Serif" w:cs="Microsoft Sans Serif"/>
-                <w:b/>
-                <w:bCs/>
-                <w:sz w:val="18"/>
-                <w:szCs w:val="18"/>
-                <w:rtl/>
-              </w:rPr>
-            </w:pPr>
-            <w:r>
-              <w:rPr>
-                <w:rFonts w:ascii="Microsoft Sans Serif" w:hAnsi="Microsoft Sans Serif" w:cs="Microsoft Sans Serif"/>
-                <w:b/>
-                <w:bCs/>
-                <w:sz w:val="18"/>
-                <w:szCs w:val="18"/>
-              </w:rPr>
-              <w:t>Hafr Al Baten Educational Directorate for boys</w:t>
+                <w:rFonts w:asciiTheme="majorBidi" w:hAnsiTheme="majorBidi" w:cstheme="majorBidi"/>
+                <w:b/>
+                <w:bCs/>
+                <w:sz w:val="20"/>
+                <w:szCs w:val="20"/>
+                <w:lang w:val="en"/>
+              </w:rPr>
+            </w:pPr>
+            <w:r>
+              <w:rPr>
+                <w:rFonts w:asciiTheme="majorBidi" w:hAnsiTheme="majorBidi" w:cstheme="majorBidi"/>
+                <w:b/>
+                <w:bCs/>
+                <w:sz w:val="20"/>
+                <w:szCs w:val="20"/>
+                <w:lang w:val="en"/>
+              </w:rPr>
+              <w:t>Eastern Province Education Department</w:t>
             </w:r>
           </w:p>
           <w:p>
@@ -124,38 +129,76 @@
               <w:spacing w:line="360" w:lineRule="auto"/>
               <w:jc w:val="center"/>
               <w:rPr>
-                <w:rFonts w:ascii="Trebuchet MS" w:hAnsi="Trebuchet MS" w:cs="Calibri"/>
-                <w:sz w:val="18"/>
-                <w:szCs w:val="18"/>
+                <w:rFonts w:asciiTheme="majorBidi" w:hAnsiTheme="majorBidi" w:cstheme="majorBidi"/>
+                <w:b/>
+                <w:bCs/>
+                <w:sz w:val="20"/>
+                <w:szCs w:val="20"/>
+                <w:lang w:val="en"/>
+              </w:rPr>
+            </w:pPr>
+            <w:r>
+              <w:rPr>
+                <w:rFonts w:asciiTheme="majorBidi" w:hAnsiTheme="majorBidi" w:cstheme="majorBidi"/>
+                <w:b/>
+                <w:bCs/>
+                <w:sz w:val="20"/>
+                <w:szCs w:val="20"/>
+                <w:lang w:val="en"/>
+              </w:rPr>
+              <w:t>Tarbeat Al-Aj</w:t>
+            </w:r>
+            <w:r>
+              <w:rPr>
+                <w:rFonts w:asciiTheme="majorBidi" w:hAnsiTheme="majorBidi" w:cstheme="majorBidi"/>
+                <w:b/>
+                <w:bCs/>
+                <w:sz w:val="20"/>
+                <w:szCs w:val="20"/>
+              </w:rPr>
+              <w:t>i</w:t>
+            </w:r>
+            <w:r>
+              <w:rPr>
+                <w:rFonts w:asciiTheme="majorBidi" w:hAnsiTheme="majorBidi" w:cstheme="majorBidi"/>
+                <w:b/>
+                <w:bCs/>
+                <w:sz w:val="20"/>
+                <w:szCs w:val="20"/>
+                <w:lang w:val="en"/>
+              </w:rPr>
+              <w:t>al International Schools</w:t>
+            </w:r>
+          </w:p>
+          <w:p>
+            <w:pPr>
+              <w:spacing w:line="360" w:lineRule="auto"/>
+              <w:jc w:val="center"/>
+              <w:rPr>
+                <w:rFonts w:asciiTheme="majorBidi" w:hAnsiTheme="majorBidi" w:cstheme="majorBidi"/>
+                <w:b/>
+                <w:bCs/>
+                <w:sz w:val="20"/>
+                <w:szCs w:val="20"/>
                 <w:rtl/>
-                <w:lang w:bidi="ar-EG"/>
-              </w:rPr>
-            </w:pPr>
-            <w:r>
-              <w:rPr>
-                <w:rFonts w:ascii="Microsoft Sans Serif" w:hAnsi="Microsoft Sans Serif" w:cs="Microsoft Sans Serif"/>
-                <w:b/>
-                <w:bCs/>
-                <w:sz w:val="18"/>
-                <w:szCs w:val="18"/>
-              </w:rPr>
-              <w:t xml:space="preserve">Tarbeat </w:t>
-            </w:r>
-            <w:r>
-              <w:rPr>
-                <w:rFonts w:ascii="Microsoft Sans Serif" w:hAnsi="Microsoft Sans Serif" w:cs="Microsoft Sans Serif"/>
-                <w:b/>
-                <w:bCs/>
-                <w:sz w:val="18"/>
-                <w:szCs w:val="18"/>
-              </w:rPr>
-              <w:t>Al –Ajial International Schools</w:t>
-            </w:r>
-          </w:p>
-        </w:tc>
-        <w:tc>
-          <w:tcPr>
-            <w:tcW w:w="2988" w:type="dxa"/>
+              </w:rPr>
+            </w:pPr>
+            <w:r>
+              <w:rPr>
+                <w:rFonts w:asciiTheme="majorBidi" w:hAnsiTheme="majorBidi" w:cstheme="majorBidi"/>
+                <w:b/>
+                <w:bCs/>
+                <w:sz w:val="20"/>
+                <w:szCs w:val="20"/>
+                <w:lang w:val="en"/>
+              </w:rPr>
+              <w:t xml:space="preserve"> in Hafr Al-Batin</w:t>
+            </w:r>
+          </w:p>
+        </w:tc>
+        <w:tc>
+          <w:tcPr>
+            <w:tcW w:w="3258" w:type="dxa"/>
             <w:gridSpan w:val="3"/>
             <w:tcBorders>
               <w:left w:val="double" w:sz="4" w:space="0" w:color="auto"/>
@@ -177,20 +220,22 @@
                 <w:b/>
                 <w:bCs/>
                 <w:noProof/>
+                <w:rtl/>
+                <w:lang w:val="ar-SA"/>
               </w:rPr>
               <w:drawing>
-                <wp:anchor distT="0" distB="0" distL="114300" distR="114300" simplePos="0" relativeHeight="251658752" behindDoc="0" locked="0" layoutInCell="1" allowOverlap="1" wp14:anchorId="1E70B280" wp14:editId="1F9EAC97">
+                <wp:anchor distT="0" distB="0" distL="114300" distR="114300" simplePos="0" relativeHeight="251656192" behindDoc="0" locked="0" layoutInCell="1" allowOverlap="1" wp14:anchorId="1564B3F9" wp14:editId="48170DBD">
                   <wp:simplePos x="0" y="0"/>
                   <wp:positionH relativeFrom="column">
-                    <wp:posOffset>828040</wp:posOffset>
+                    <wp:posOffset>37465</wp:posOffset>
                   </wp:positionH>
                   <wp:positionV relativeFrom="paragraph">
-                    <wp:posOffset>42256</wp:posOffset>
+                    <wp:posOffset>65405</wp:posOffset>
                   </wp:positionV>
-                  <wp:extent cx="914400" cy="731520"/>
+                  <wp:extent cx="1691640" cy="784860"/>
                   <wp:effectExtent l="0" t="0" r="0" b="0"/>
                   <wp:wrapNone/>
-                  <wp:docPr id="17" name="صورة 17"/>
+                  <wp:docPr id="830404608" name="صورة 1"/>
                   <wp:cNvGraphicFramePr>
                     <a:graphicFrameLocks xmlns:a="http://schemas.openxmlformats.org/drawingml/2006/main" noChangeAspect="1"/>
                   </wp:cNvGraphicFramePr>
@@ -198,10 +243,8 @@
                     <a:graphicData uri="http://schemas.openxmlformats.org/drawingml/2006/picture">
                       <pic:pic xmlns:pic="http://schemas.openxmlformats.org/drawingml/2006/picture">
                         <pic:nvPicPr>
-                          <pic:cNvPr id="0" name="Picture 11"/>
-                          <pic:cNvPicPr>
-                            <a:picLocks noChangeAspect="1" noChangeArrowheads="1"/>
-                          </pic:cNvPicPr>
+                          <pic:cNvPr id="830404608" name="صورة 830404608"/>
+                          <pic:cNvPicPr/>
                         </pic:nvPicPr>
                         <pic:blipFill>
                           <a:blip r:embed="rId8">
@@ -211,83 +254,26 @@
                               </a:ext>
                             </a:extLst>
                           </a:blip>
-                          <a:srcRect/>
                           <a:stretch>
                             <a:fillRect/>
                           </a:stretch>
                         </pic:blipFill>
-                        <pic:spPr bwMode="auto">
+                        <pic:spPr>
                           <a:xfrm>
                             <a:off x="0" y="0"/>
-                            <a:ext cx="914400" cy="731520"/>
+                            <a:ext cx="1691877" cy="784970"/>
                           </a:xfrm>
                           <a:prstGeom prst="rect">
                             <a:avLst/>
                           </a:prstGeom>
-                          <a:noFill/>
                         </pic:spPr>
                       </pic:pic>
                     </a:graphicData>
                   </a:graphic>
-                </wp:anchor>
-              </w:drawing>
-            </w:r>
-            <w:r>
-              <w:rPr>
-                <w:noProof/>
-              </w:rPr>
-              <w:drawing>
-                <wp:anchor distT="0" distB="0" distL="114300" distR="114300" simplePos="0" relativeHeight="251655680" behindDoc="0" locked="0" layoutInCell="1" allowOverlap="1" wp14:anchorId="7EF7E109" wp14:editId="77A6C718">
-                  <wp:simplePos x="0" y="0"/>
-                  <wp:positionH relativeFrom="column">
-                    <wp:posOffset>-115</wp:posOffset>
-                  </wp:positionH>
-                  <wp:positionV relativeFrom="paragraph">
-                    <wp:posOffset>47798</wp:posOffset>
-                  </wp:positionV>
-                  <wp:extent cx="733425" cy="657225"/>
-                  <wp:effectExtent l="0" t="0" r="9525" b="9525"/>
-                  <wp:wrapNone/>
-                  <wp:docPr id="1" name="Picture 13" descr="13-26"/>
-                  <wp:cNvGraphicFramePr>
-                    <a:graphicFrameLocks xmlns:a="http://schemas.openxmlformats.org/drawingml/2006/main" noChangeAspect="1"/>
-                  </wp:cNvGraphicFramePr>
-                  <a:graphic xmlns:a="http://schemas.openxmlformats.org/drawingml/2006/main">
-                    <a:graphicData uri="http://schemas.openxmlformats.org/drawingml/2006/picture">
-                      <pic:pic xmlns:pic="http://schemas.openxmlformats.org/drawingml/2006/picture">
-                        <pic:nvPicPr>
-                          <pic:cNvPr id="7" name="Picture 13" descr="13-26"/>
-                          <pic:cNvPicPr>
-                            <a:picLocks noChangeAspect="1" noChangeArrowheads="1"/>
-                          </pic:cNvPicPr>
-                        </pic:nvPicPr>
-                        <pic:blipFill>
-                          <a:blip r:embed="rId9" cstate="print">
-                            <a:extLst>
-                              <a:ext uri="{28A0092B-C50C-407E-A947-70E740481C1C}">
-                                <a14:useLocalDpi xmlns:a14="http://schemas.microsoft.com/office/drawing/2010/main" val="0"/>
-                              </a:ext>
-                            </a:extLst>
-                          </a:blip>
-                          <a:srcRect/>
-                          <a:stretch>
-                            <a:fillRect/>
-                          </a:stretch>
-                        </pic:blipFill>
-                        <pic:spPr bwMode="auto">
-                          <a:xfrm>
-                            <a:off x="0" y="0"/>
-                            <a:ext cx="733425" cy="657225"/>
-                          </a:xfrm>
-                          <a:prstGeom prst="rect">
-                            <a:avLst/>
-                          </a:prstGeom>
-                          <a:noFill/>
-                        </pic:spPr>
-                      </pic:pic>
-                    </a:graphicData>
-                  </a:graphic>
-                  <wp14:sizeRelV relativeFrom="margin">
+                  <wp14:sizeRelH relativeFrom="page">
+                    <wp14:pctWidth>0</wp14:pctWidth>
+                  </wp14:sizeRelH>
+                  <wp14:sizeRelV relativeFrom="page">
                     <wp14:pctHeight>0</wp14:pctHeight>
                   </wp14:sizeRelV>
                 </wp:anchor>
@@ -306,203 +292,118 @@
           </w:tcPr>
           <w:p>
             <w:pPr>
+              <w:spacing w:line="276" w:lineRule="auto"/>
               <w:jc w:val="right"/>
               <w:rPr>
                 <w:rFonts w:cs="AL-Mohanad"/>
                 <w:b/>
                 <w:bCs/>
+                <w:color w:val="A6A6A6" w:themeColor="background1" w:themeShade="A6"/>
+              </w:rPr>
+            </w:pPr>
+            <w:r>
+              <w:rPr>
+                <w:rFonts w:cs="AL-Mohanad"/>
+                <w:b/>
+                <w:bCs/>
+              </w:rPr>
+              <w:t xml:space="preserve">Date: </w:t>
+            </w:r>
+            <w:r>
+              <w:rPr>
+                <w:rFonts w:cs="AL-Mohanad"/>
+                <w:b/>
+                <w:bCs/>
+                <w:color w:val="A6A6A6" w:themeColor="background1" w:themeShade="A6"/>
+              </w:rPr>
+              <w:t>……/………/..………</w:t>
+            </w:r>
+          </w:p>
+          <w:p>
+            <w:pPr>
+              <w:spacing w:line="276" w:lineRule="auto"/>
+              <w:jc w:val="right"/>
+              <w:rPr>
+                <w:rFonts w:cs="AL-Mohanad"/>
+                <w:b/>
+                <w:bCs/>
+              </w:rPr>
+            </w:pPr>
+          </w:p>
+          <w:p>
+            <w:pPr>
+              <w:spacing w:line="276" w:lineRule="auto"/>
+              <w:jc w:val="right"/>
+              <w:rPr>
+                <w:rFonts w:cs="AL-Mohanad"/>
+                <w:b/>
+                <w:bCs/>
+                <w:color w:val="A6A6A6" w:themeColor="background1" w:themeShade="A6"/>
+              </w:rPr>
+            </w:pPr>
+            <w:r>
+              <w:rPr>
+                <w:rFonts w:cs="AL-Mohanad"/>
+                <w:b/>
+                <w:bCs/>
+              </w:rPr>
+              <w:t>Subject:</w:t>
+            </w:r>
+            <w:r>
+              <w:rPr>
+                <w:rFonts w:cs="AL-Mohanad"/>
+                <w:b/>
+                <w:bCs/>
+                <w:color w:val="A6A6A6" w:themeColor="background1" w:themeShade="A6"/>
+              </w:rPr>
+              <w:t xml:space="preserve"> </w:t>
+            </w:r>
+            <w:r>
+              <w:rPr>
+                <w:rFonts w:cs="AL-Mohanad"/>
+                <w:b/>
+                <w:bCs/>
+              </w:rPr>
+              <w:t>Computer</w:t>
+            </w:r>
+          </w:p>
+          <w:p>
+            <w:pPr>
+              <w:spacing w:line="276" w:lineRule="auto"/>
+              <w:jc w:val="right"/>
+              <w:rPr>
+                <w:rFonts w:cs="AL-Mohanad"/>
+                <w:b/>
+                <w:bCs/>
+              </w:rPr>
+            </w:pPr>
+          </w:p>
+          <w:p>
+            <w:pPr>
+              <w:spacing w:line="276" w:lineRule="auto"/>
+              <w:jc w:val="right"/>
+              <w:rPr>
+                <w:rFonts w:cs="AL-Mohanad"/>
+                <w:b/>
+                <w:bCs/>
                 <w:rtl/>
-                <w:lang w:bidi="ar-EG"/>
-              </w:rPr>
-            </w:pPr>
-            <w:r>
-              <w:rPr>
-                <w:rFonts w:cs="AL-Mohanad"/>
-                <w:b/>
-                <w:bCs/>
-              </w:rPr>
-              <w:t xml:space="preserve">Date: </w:t>
-            </w:r>
-            <w:r>
-              <w:rPr>
-                <w:rFonts w:cs="AL-Mohanad"/>
-                <w:b/>
-                <w:bCs/>
-              </w:rPr>
-              <w:t xml:space="preserve"> </w:t>
-            </w:r>
-            <w:r>
-              <w:rPr>
-                <w:rFonts w:cs="AL-Mohanad"/>
-                <w:b/>
-                <w:bCs/>
-              </w:rPr>
-              <w:t xml:space="preserve">   </w:t>
-            </w:r>
-            <w:r>
-              <w:rPr>
-                <w:rFonts w:cs="AL-Mohanad"/>
-                <w:b/>
-                <w:bCs/>
-              </w:rPr>
-              <w:t>/</w:t>
-            </w:r>
-            <w:r>
-              <w:rPr>
-                <w:rFonts w:cs="AL-Mohanad"/>
-                <w:b/>
-                <w:bCs/>
-              </w:rPr>
-              <w:t xml:space="preserve"> </w:t>
-            </w:r>
-            <w:r>
-              <w:rPr>
-                <w:rFonts w:cs="AL-Mohanad"/>
-                <w:b/>
-                <w:bCs/>
-              </w:rPr>
-              <w:t xml:space="preserve"> </w:t>
-            </w:r>
-            <w:r>
-              <w:rPr>
-                <w:rFonts w:cs="AL-Mohanad"/>
-                <w:b/>
-                <w:bCs/>
-              </w:rPr>
-              <w:t xml:space="preserve"> </w:t>
-            </w:r>
-            <w:r>
-              <w:rPr>
-                <w:rFonts w:cs="AL-Mohanad"/>
-                <w:b/>
-                <w:bCs/>
-              </w:rPr>
-              <w:t xml:space="preserve"> </w:t>
-            </w:r>
-            <w:r>
-              <w:rPr>
-                <w:rFonts w:cs="AL-Mohanad"/>
-                <w:b/>
-                <w:bCs/>
-              </w:rPr>
-              <w:t xml:space="preserve">   </w:t>
-            </w:r>
-            <w:r>
-              <w:rPr>
-                <w:rFonts w:cs="AL-Mohanad"/>
-                <w:b/>
-                <w:bCs/>
-              </w:rPr>
-              <w:t xml:space="preserve"> </w:t>
-            </w:r>
-            <w:r>
-              <w:rPr>
-                <w:rFonts w:cs="AL-Mohanad"/>
-                <w:b/>
-                <w:bCs/>
-              </w:rPr>
-              <w:t>/</w:t>
-            </w:r>
-            <w:r>
-              <w:rPr>
-                <w:rFonts w:cs="AL-Mohanad"/>
-                <w:b/>
-                <w:bCs/>
-              </w:rPr>
-              <w:t xml:space="preserve">   </w:t>
-            </w:r>
-            <w:r>
-              <w:rPr>
-                <w:rFonts w:cs="AL-Mohanad"/>
-                <w:b/>
-                <w:bCs/>
-              </w:rPr>
-              <w:t xml:space="preserve">2025  </w:t>
-            </w:r>
-          </w:p>
-          <w:p>
-            <w:pPr>
-              <w:jc w:val="right"/>
-              <w:rPr>
-                <w:rFonts w:cs="AL-Mohanad"/>
-                <w:b/>
-                <w:bCs/>
-              </w:rPr>
-            </w:pPr>
-            <w:r>
-              <w:rPr>
-                <w:rFonts w:cs="AL-Mohanad"/>
-                <w:b/>
-                <w:bCs/>
-              </w:rPr>
-              <w:t xml:space="preserve">Subject: </w:t>
-            </w:r>
-            <w:r>
-              <w:rPr>
-                <w:rFonts w:cs="AL-Mohanad"/>
-                <w:b/>
-                <w:bCs/>
-              </w:rPr>
-              <w:t xml:space="preserve">Computer </w:t>
-            </w:r>
-          </w:p>
-          <w:p>
-            <w:pPr>
-              <w:jc w:val="right"/>
-              <w:rPr>
-                <w:rFonts w:cs="AL-Mohanad"/>
-                <w:b/>
-                <w:bCs/>
-                <w:rtl/>
-              </w:rPr>
-            </w:pPr>
-            <w:r>
-              <w:rPr>
-                <w:rFonts w:cs="AL-Mohanad"/>
-                <w:b/>
-                <w:bCs/>
-              </w:rPr>
-              <w:t>Class.:</w:t>
-            </w:r>
-            <w:r>
-              <w:rPr>
-                <w:rFonts w:cs="AL-Mohanad"/>
-                <w:b/>
-                <w:bCs/>
-              </w:rPr>
-              <w:t xml:space="preserve"> </w:t>
-            </w:r>
-            <w:r>
-              <w:rPr>
-                <w:rFonts w:cs="AL-Mohanad"/>
-                <w:b/>
-                <w:bCs/>
-              </w:rPr>
-              <w:t>1</w:t>
-            </w:r>
-            <w:r>
-              <w:rPr>
-                <w:rFonts w:cs="AL-Mohanad"/>
-                <w:b/>
-                <w:bCs/>
-              </w:rPr>
-              <w:t xml:space="preserve"> </w:t>
-            </w:r>
-            <w:r>
-              <w:rPr>
-                <w:rFonts w:cs="AL-Mohanad"/>
-                <w:b/>
-                <w:bCs/>
-              </w:rPr>
-              <w:t xml:space="preserve"> </w:t>
-            </w:r>
-            <w:r>
-              <w:rPr>
-                <w:rFonts w:cs="AL-Mohanad"/>
-                <w:b/>
-                <w:bCs/>
-              </w:rPr>
-              <w:t xml:space="preserve"> </w:t>
+              </w:rPr>
+            </w:pPr>
+            <w:r>
+              <w:rPr>
+                <w:rFonts w:cs="AL-Mohanad"/>
+                <w:b/>
+                <w:bCs/>
+              </w:rPr>
+              <w:t>Grade:</w:t>
+            </w:r>
+            <w:r>
+              <w:rPr>
+                <w:rFonts w:cs="AL-Mohanad"/>
+                <w:b/>
+                <w:bCs/>
+              </w:rPr>
+              <w:t xml:space="preserve"> G1</w:t>
             </w:r>
           </w:p>
         </w:tc>
@@ -513,7 +414,7 @@
         </w:trPr>
         <w:tc>
           <w:tcPr>
-            <w:tcW w:w="1852" w:type="dxa"/>
+            <w:tcW w:w="2166" w:type="dxa"/>
             <w:gridSpan w:val="2"/>
             <w:tcBorders>
               <w:top w:val="double" w:sz="4" w:space="0" w:color="auto"/>
@@ -530,6 +431,7 @@
                 <w:rFonts w:cs="AL-Mateen"/>
                 <w:b/>
                 <w:bCs/>
+                <w:color w:val="A6A6A6" w:themeColor="background1" w:themeShade="A6"/>
                 <w:rtl/>
               </w:rPr>
             </w:pPr>
@@ -538,6 +440,7 @@
                 <w:rFonts w:cs="AL-Mateen"/>
                 <w:b/>
                 <w:bCs/>
+                <w:color w:val="A6A6A6" w:themeColor="background1" w:themeShade="A6"/>
               </w:rPr>
               <w:t>………………</w:t>
             </w:r>
@@ -545,7 +448,7 @@
         </w:tc>
         <w:tc>
           <w:tcPr>
-            <w:tcW w:w="2198" w:type="dxa"/>
+            <w:tcW w:w="1614" w:type="dxa"/>
             <w:gridSpan w:val="2"/>
             <w:tcBorders>
               <w:top w:val="double" w:sz="4" w:space="0" w:color="auto"/>
@@ -593,7 +496,7 @@
         </w:tc>
         <w:tc>
           <w:tcPr>
-            <w:tcW w:w="4500" w:type="dxa"/>
+            <w:tcW w:w="4770" w:type="dxa"/>
             <w:gridSpan w:val="4"/>
             <w:tcBorders>
               <w:top w:val="double" w:sz="4" w:space="0" w:color="auto"/>
@@ -610,6 +513,7 @@
                 <w:rFonts w:cs="AL-Mateen"/>
                 <w:b/>
                 <w:bCs/>
+                <w:color w:val="A6A6A6" w:themeColor="background1" w:themeShade="A6"/>
                 <w:rtl/>
               </w:rPr>
             </w:pPr>
@@ -618,6 +522,7 @@
                 <w:rFonts w:cs="AL-Mateen"/>
                 <w:b/>
                 <w:bCs/>
+                <w:color w:val="A6A6A6" w:themeColor="background1" w:themeShade="A6"/>
               </w:rPr>
               <w:t>………………………………………..</w:t>
             </w:r>
@@ -695,141 +600,95 @@
                 <w:rFonts w:cs="AL-Mohanad"/>
                 <w:b/>
                 <w:bCs/>
+                <w:sz w:val="32"/>
+                <w:szCs w:val="34"/>
+              </w:rPr>
+              <w:t>1</w:t>
+            </w:r>
+            <w:r>
+              <w:rPr>
+                <w:rFonts w:cs="AL-Mohanad"/>
+                <w:b/>
+                <w:bCs/>
+                <w:sz w:val="32"/>
+                <w:szCs w:val="34"/>
+                <w:vertAlign w:val="superscript"/>
+              </w:rPr>
+              <w:t>st</w:t>
+            </w:r>
+            <w:r>
+              <w:rPr>
+                <w:rFonts w:cs="AL-Mohanad"/>
+                <w:b/>
+                <w:bCs/>
+                <w:sz w:val="32"/>
+                <w:szCs w:val="34"/>
+              </w:rPr>
+              <w:t xml:space="preserve"> Semester Exam   (1</w:t>
+            </w:r>
+            <w:r>
+              <w:rPr>
+                <w:rFonts w:cs="AL-Mohanad"/>
+                <w:b/>
+                <w:bCs/>
+                <w:sz w:val="32"/>
+                <w:szCs w:val="34"/>
+                <w:vertAlign w:val="superscript"/>
+              </w:rPr>
+              <w:t>St</w:t>
+            </w:r>
+            <w:r>
+              <w:rPr>
+                <w:rFonts w:cs="AL-Mohanad"/>
+                <w:b/>
+                <w:bCs/>
+                <w:sz w:val="32"/>
+                <w:szCs w:val="34"/>
+              </w:rPr>
+              <w:t xml:space="preserve"> Session)          20</w:t>
+            </w:r>
+            <w:r>
+              <w:rPr>
+                <w:rFonts w:cs="AL-Mohanad"/>
+                <w:b/>
+                <w:bCs/>
+                <w:color w:val="BFBFBF" w:themeColor="background1" w:themeShade="BF"/>
+                <w:sz w:val="32"/>
+                <w:szCs w:val="34"/>
+              </w:rPr>
+              <w:t>….</w:t>
+            </w:r>
+            <w:r>
+              <w:rPr>
+                <w:rFonts w:cs="AL-Mohanad"/>
+                <w:b/>
+                <w:bCs/>
+                <w:sz w:val="32"/>
+                <w:szCs w:val="34"/>
+              </w:rPr>
+              <w:t>/20</w:t>
+            </w:r>
+            <w:r>
+              <w:rPr>
+                <w:rFonts w:cs="AL-Mohanad"/>
+                <w:b/>
+                <w:bCs/>
+                <w:color w:val="BFBFBF" w:themeColor="background1" w:themeShade="BF"/>
+                <w:sz w:val="32"/>
+                <w:szCs w:val="34"/>
+              </w:rPr>
+              <w:t>…</w:t>
+            </w:r>
+            <w:r>
+              <w:rPr>
+                <w:rFonts w:cs="AL-Mohanad"/>
+                <w:b/>
+                <w:bCs/>
+                <w:color w:val="BFBFBF" w:themeColor="background1" w:themeShade="BF"/>
                 <w:sz w:val="36"/>
                 <w:szCs w:val="36"/>
               </w:rPr>
-              <w:t>Final</w:t>
-            </w:r>
-            <w:r>
-              <w:rPr>
-                <w:rFonts w:cs="AL-Mohanad"/>
-                <w:b/>
-                <w:bCs/>
-                <w:sz w:val="36"/>
-                <w:szCs w:val="36"/>
-              </w:rPr>
-              <w:t xml:space="preserve"> </w:t>
-            </w:r>
-            <w:r>
-              <w:rPr>
-                <w:rFonts w:cs="AL-Mohanad"/>
-                <w:b/>
-                <w:bCs/>
-                <w:sz w:val="36"/>
-                <w:szCs w:val="36"/>
-              </w:rPr>
-              <w:t>Exam   (</w:t>
-            </w:r>
-            <w:r>
-              <w:rPr>
-                <w:rFonts w:cs="AL-Mohanad"/>
-                <w:b/>
-                <w:bCs/>
-                <w:sz w:val="36"/>
-                <w:szCs w:val="36"/>
-              </w:rPr>
-              <w:t>1</w:t>
-            </w:r>
-            <w:r>
-              <w:rPr>
-                <w:rFonts w:cs="AL-Mohanad"/>
-                <w:b/>
-                <w:bCs/>
-                <w:sz w:val="36"/>
-                <w:szCs w:val="36"/>
-                <w:vertAlign w:val="superscript"/>
-              </w:rPr>
-              <w:t>st</w:t>
-            </w:r>
-            <w:r>
-              <w:rPr>
-                <w:rFonts w:cs="AL-Mohanad"/>
-                <w:b/>
-                <w:bCs/>
-                <w:sz w:val="36"/>
-                <w:szCs w:val="36"/>
-              </w:rPr>
-              <w:t xml:space="preserve"> Se</w:t>
-            </w:r>
-            <w:r>
-              <w:rPr>
-                <w:rFonts w:cs="AL-Mohanad"/>
-                <w:b/>
-                <w:bCs/>
-                <w:sz w:val="36"/>
-                <w:szCs w:val="36"/>
-              </w:rPr>
-              <w:t>mester</w:t>
-            </w:r>
-            <w:r>
-              <w:rPr>
-                <w:rFonts w:cs="AL-Mohanad"/>
-                <w:b/>
-                <w:bCs/>
-                <w:sz w:val="36"/>
-                <w:szCs w:val="36"/>
-              </w:rPr>
-              <w:t xml:space="preserve">)          </w:t>
-            </w:r>
-            <w:r>
-              <w:rPr>
-                <w:rFonts w:cs="AL-Mohanad"/>
-                <w:b/>
-                <w:bCs/>
-                <w:sz w:val="36"/>
-                <w:szCs w:val="36"/>
-              </w:rPr>
-              <w:t>20</w:t>
-            </w:r>
-            <w:r>
-              <w:rPr>
-                <w:rFonts w:cs="AL-Mohanad"/>
-                <w:b/>
-                <w:bCs/>
-                <w:sz w:val="36"/>
-                <w:szCs w:val="36"/>
-              </w:rPr>
-              <w:t>2</w:t>
-            </w:r>
-            <w:r>
-              <w:rPr>
-                <w:rFonts w:cs="AL-Mohanad"/>
-                <w:b/>
-                <w:bCs/>
-                <w:sz w:val="36"/>
-                <w:szCs w:val="36"/>
-              </w:rPr>
-              <w:t>5</w:t>
-            </w:r>
-            <w:r>
-              <w:rPr>
-                <w:rFonts w:cs="AL-Mohanad"/>
-                <w:b/>
-                <w:bCs/>
-                <w:sz w:val="36"/>
-                <w:szCs w:val="36"/>
-              </w:rPr>
-              <w:t>/20</w:t>
-            </w:r>
-            <w:r>
-              <w:rPr>
-                <w:rFonts w:cs="AL-Mohanad"/>
-                <w:b/>
-                <w:bCs/>
-                <w:sz w:val="36"/>
-                <w:szCs w:val="36"/>
-              </w:rPr>
-              <w:t>2</w:t>
-            </w:r>
-            <w:r>
-              <w:rPr>
-                <w:rFonts w:cs="AL-Mohanad"/>
-                <w:b/>
-                <w:bCs/>
-                <w:sz w:val="36"/>
-                <w:szCs w:val="36"/>
-              </w:rPr>
-              <w:t>6</w:t>
+              <w:t>.</w:t>
             </w:r>
           </w:p>
         </w:tc>
@@ -967,7 +826,6 @@
                 <w:sz w:val="18"/>
                 <w:szCs w:val="18"/>
                 <w:rtl/>
-                <w:lang w:bidi="ar-EG"/>
               </w:rPr>
             </w:pPr>
             <w:r>
@@ -1040,7 +898,7 @@
               <mc:AlternateContent>
                 <mc:Choice Requires="wps">
                   <w:drawing>
-                    <wp:anchor distT="4294967295" distB="4294967295" distL="114300" distR="114300" simplePos="0" relativeHeight="251657216" behindDoc="0" locked="0" layoutInCell="1" allowOverlap="1" wp14:anchorId="1C1DC473" wp14:editId="5430EDBC">
+                    <wp:anchor distT="4294967295" distB="4294967295" distL="114300" distR="114300" simplePos="0" relativeHeight="251657216" behindDoc="0" locked="0" layoutInCell="1" allowOverlap="1" wp14:anchorId="1A6CBFD8" wp14:editId="3776F83B">
                       <wp:simplePos x="0" y="0"/>
                       <wp:positionH relativeFrom="column">
                         <wp:posOffset>-3221355</wp:posOffset>
@@ -1049,7 +907,7 @@
                         <wp:posOffset>26034</wp:posOffset>
                       </wp:positionV>
                       <wp:extent cx="1651635" cy="0"/>
-                      <wp:effectExtent l="0" t="0" r="24765" b="19050"/>
+                      <wp:effectExtent l="0" t="0" r="0" b="0"/>
                       <wp:wrapNone/>
                       <wp:docPr id="7" name="AutoShape 5"/>
                       <wp:cNvGraphicFramePr>
@@ -1101,11 +959,11 @@
                 </mc:Choice>
                 <mc:Fallback>
                   <w:pict>
-                    <v:shapetype w14:anchorId="6EE2A652" id="_x0000_t32" coordsize="21600,21600" o:spt="32" o:oned="t" path="m,l21600,21600e" filled="f">
+                    <v:shapetype w14:anchorId="557C62D6" id="_x0000_t32" coordsize="21600,21600" o:spt="32" o:oned="t" path="m,l21600,21600e" filled="f">
                       <v:path arrowok="t" fillok="f" o:connecttype="none"/>
                       <o:lock v:ext="edit" shapetype="t"/>
                     </v:shapetype>
-                    <v:shape id="AutoShape 5" o:spid="_x0000_s1026" type="#_x0000_t32" style="position:absolute;left:0;text-align:left;margin-left:-253.65pt;margin-top:2.05pt;width:130.05pt;height:0;z-index:251657216;visibility:visible;mso-wrap-style:square;mso-width-percent:0;mso-height-percent:0;mso-wrap-distance-left:9pt;mso-wrap-distance-top:-3e-5mm;mso-wrap-distance-right:9pt;mso-wrap-distance-bottom:-3e-5mm;mso-position-horizontal:absolute;mso-position-horizontal-relative:text;mso-position-vertical:absolute;mso-position-vertical-relative:text;mso-width-percent:0;mso-height-percent:0;mso-width-relative:page;mso-height-relative:page" o:gfxdata="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"/>
+                    <v:shape id="AutoShape 5" o:spid="_x0000_s1026" type="#_x0000_t32" style="position:absolute;margin-left:-253.65pt;margin-top:2.05pt;width:130.05pt;height:0;z-index:251657216;visibility:visible;mso-wrap-style:square;mso-width-percent:0;mso-height-percent:0;mso-wrap-distance-left:9pt;mso-wrap-distance-top:-3e-5mm;mso-wrap-distance-right:9pt;mso-wrap-distance-bottom:-3e-5mm;mso-position-horizontal:absolute;mso-position-horizontal-relative:text;mso-position-vertical:absolute;mso-position-vertical-relative:text;mso-width-percent:0;mso-height-percent:0;mso-width-relative:page;mso-height-relative:page" o:gfxdata="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"/>
                   </w:pict>
                 </mc:Fallback>
               </mc:AlternateContent>
@@ -1193,7 +1051,7 @@
       </w:tr>
       <w:tr>
         <w:trPr>
-          <w:trHeight w:val="365"/>
+          <w:trHeight w:val="297"/>
         </w:trPr>
         <w:tc>
           <w:tcPr>
@@ -1205,7 +1063,6 @@
               <w:bottom w:val="double" w:sz="4" w:space="0" w:color="auto"/>
               <w:right w:val="double" w:sz="4" w:space="0" w:color="auto"/>
             </w:tcBorders>
-            <w:shd w:val="clear" w:color="auto" w:fill="F2F2F2" w:themeFill="background1" w:themeFillShade="F2"/>
             <w:vAlign w:val="center"/>
           </w:tcPr>
           <w:p>
@@ -1258,7 +1115,6 @@
               <w:left w:val="double" w:sz="4" w:space="0" w:color="auto"/>
               <w:bottom w:val="double" w:sz="4" w:space="0" w:color="auto"/>
             </w:tcBorders>
-            <w:shd w:val="clear" w:color="auto" w:fill="F2F2F2" w:themeFill="background1" w:themeFillShade="F2"/>
             <w:vAlign w:val="center"/>
           </w:tcPr>
           <w:p>
@@ -1312,7 +1168,6 @@
               <w:bottom w:val="double" w:sz="4" w:space="0" w:color="auto"/>
               <w:right w:val="double" w:sz="4" w:space="0" w:color="auto"/>
             </w:tcBorders>
-            <w:shd w:val="clear" w:color="auto" w:fill="F2F2F2" w:themeFill="background1" w:themeFillShade="F2"/>
             <w:vAlign w:val="center"/>
           </w:tcPr>
           <w:p>
@@ -1364,7 +1219,7 @@
               <mc:AlternateContent>
                 <mc:Choice Requires="wps">
                   <w:drawing>
-                    <wp:anchor distT="4294967295" distB="4294967295" distL="114300" distR="114300" simplePos="0" relativeHeight="251659264" behindDoc="0" locked="0" layoutInCell="1" allowOverlap="1" wp14:anchorId="2ECE2E6F" wp14:editId="741D359D">
+                    <wp:anchor distT="4294967295" distB="4294967295" distL="114300" distR="114300" simplePos="0" relativeHeight="251658240" behindDoc="0" locked="0" layoutInCell="1" allowOverlap="1" wp14:anchorId="352D7192" wp14:editId="6A1DD0D7">
                       <wp:simplePos x="0" y="0"/>
                       <wp:positionH relativeFrom="column">
                         <wp:posOffset>-4878070</wp:posOffset>
@@ -1373,7 +1228,7 @@
                         <wp:posOffset>95249</wp:posOffset>
                       </wp:positionV>
                       <wp:extent cx="1600200" cy="0"/>
-                      <wp:effectExtent l="0" t="19050" r="0" b="19050"/>
+                      <wp:effectExtent l="19050" t="19050" r="0" b="0"/>
                       <wp:wrapNone/>
                       <wp:docPr id="3" name="AutoShape 6"/>
                       <wp:cNvGraphicFramePr>
@@ -1396,10 +1251,10 @@
                               <a:noFill/>
                               <a:ln w="38100" cmpd="sng">
                                 <a:solidFill>
-                                  <a:schemeClr val="lt1">
+                                  <a:sysClr val="window" lastClr="FFFFFF">
                                     <a:lumMod val="95000"/>
                                     <a:lumOff val="0"/>
-                                  </a:schemeClr>
+                                  </a:sysClr>
                                 </a:solidFill>
                                 <a:prstDash val="solid"/>
                                 <a:round/>
@@ -1443,7 +1298,7 @@
                 </mc:Choice>
                 <mc:Fallback>
                   <w:pict>
-                    <v:shape w14:anchorId="62CF7C12" id="AutoShape 6" o:spid="_x0000_s1026" type="#_x0000_t32" style="position:absolute;left:0;text-align:left;margin-left:-384.1pt;margin-top:7.5pt;width:126pt;height:0;flip:x;z-index:251659264;visibility:visible;mso-wrap-style:square;mso-width-percent:0;mso-height-percent:0;mso-wrap-distance-left:9pt;mso-wrap-distance-top:-3e-5mm;mso-wrap-distance-right:9pt;mso-wrap-distance-bottom:-3e-5mm;mso-position-horizontal:absolute;mso-position-horizontal-relative:text;mso-position-vertical:absolute;mso-position-vertical-relative:text;mso-width-percent:0;mso-height-percent:0;mso-width-relative:page;mso-height-relative:page" o:gfxdata="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" strokecolor="#f2f2f2 [3041]" strokeweight="3pt">
+                    <v:shape w14:anchorId="03E93F19" id="AutoShape 6" o:spid="_x0000_s1026" type="#_x0000_t32" style="position:absolute;margin-left:-384.1pt;margin-top:7.5pt;width:126pt;height:0;flip:x;z-index:251658240;visibility:visible;mso-wrap-style:square;mso-width-percent:0;mso-height-percent:0;mso-wrap-distance-left:9pt;mso-wrap-distance-top:-3e-5mm;mso-wrap-distance-right:9pt;mso-wrap-distance-bottom:-3e-5mm;mso-position-horizontal:absolute;mso-position-horizontal-relative:text;mso-position-vertical:absolute;mso-position-vertical-relative:text;mso-width-percent:0;mso-height-percent:0;mso-width-relative:page;mso-height-relative:page" o:gfxdata="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" strokecolor="#f2f2f2" strokeweight="3pt">
                       <v:shadow color="#7f7f7f [1601]" opacity=".5" offset="1pt"/>
                     </v:shape>
                   </w:pict>
@@ -1455,7 +1310,7 @@
       </w:tr>
       <w:tr>
         <w:trPr>
-          <w:trHeight w:val="411"/>
+          <w:trHeight w:val="333"/>
         </w:trPr>
         <w:tc>
           <w:tcPr>
@@ -1467,7 +1322,6 @@
               <w:bottom w:val="double" w:sz="4" w:space="0" w:color="auto"/>
               <w:right w:val="double" w:sz="4" w:space="0" w:color="auto"/>
             </w:tcBorders>
-            <w:shd w:val="clear" w:color="auto" w:fill="F2F2F2" w:themeFill="background1" w:themeFillShade="F2"/>
             <w:vAlign w:val="center"/>
           </w:tcPr>
           <w:p>
@@ -1520,7 +1374,6 @@
               <w:left w:val="double" w:sz="4" w:space="0" w:color="auto"/>
               <w:bottom w:val="double" w:sz="4" w:space="0" w:color="auto"/>
             </w:tcBorders>
-            <w:shd w:val="clear" w:color="auto" w:fill="F2F2F2" w:themeFill="background1" w:themeFillShade="F2"/>
             <w:vAlign w:val="center"/>
           </w:tcPr>
           <w:p>
@@ -1574,7 +1427,6 @@
               <w:bottom w:val="double" w:sz="4" w:space="0" w:color="auto"/>
               <w:right w:val="double" w:sz="4" w:space="0" w:color="auto"/>
             </w:tcBorders>
-            <w:shd w:val="clear" w:color="auto" w:fill="F2F2F2" w:themeFill="background1" w:themeFillShade="F2"/>
             <w:vAlign w:val="center"/>
           </w:tcPr>
           <w:p>
@@ -1619,51 +1471,15 @@
                 <w:rFonts w:cs="AL-Mohanad"/>
                 <w:b/>
                 <w:bCs/>
-              </w:rPr>
-              <w:t>4</w:t>
-            </w:r>
-            <w:r>
-              <w:rPr>
-                <w:rFonts w:cs="AL-Mohanad"/>
-                <w:b/>
-                <w:bCs/>
-              </w:rPr>
-              <w:t>0</w:t>
+                <w:sz w:val="18"/>
+                <w:szCs w:val="18"/>
+              </w:rPr>
+              <w:t>40</w:t>
             </w:r>
           </w:p>
         </w:tc>
       </w:tr>
     </w:tbl>
-    <w:p>
-      <w:pPr>
-        <w:tabs>
-          <w:tab w:val="left" w:pos="9641"/>
-        </w:tabs>
-        <w:jc w:val="right"/>
-        <w:rPr>
-          <w:rFonts w:ascii="Calibri" w:eastAsia="Calibri" w:hAnsi="Calibri" w:cs="Calibri"/>
-          <w:sz w:val="10"/>
-          <w:szCs w:val="10"/>
-          <w:u w:val="single"/>
-          <w:lang w:eastAsia="ar-SA"/>
-        </w:rPr>
-      </w:pPr>
-    </w:p>
-    <w:p>
-      <w:pPr>
-        <w:tabs>
-          <w:tab w:val="left" w:pos="9641"/>
-        </w:tabs>
-        <w:bidi w:val="0"/>
-        <w:rPr>
-          <w:rFonts w:ascii="Calibri" w:eastAsia="Calibri" w:hAnsi="Calibri" w:cs="Calibri"/>
-          <w:sz w:val="32"/>
-          <w:szCs w:val="32"/>
-          <w:u w:val="single"/>
-          <w:lang w:eastAsia="ar-SA"/>
-        </w:rPr>
-      </w:pPr>
-    </w:p>
     <w:p>
       <w:pPr>
         <w:tabs>
@@ -1680,6 +1496,103 @@
           <w:lang w:eastAsia="ar-SA"/>
         </w:rPr>
       </w:pPr>
+      <w:r>
+        <w:rPr>
+          <w:rFonts w:ascii="Calibri" w:eastAsia="Calibri" w:hAnsi="Calibri" w:cs="Calibri"/>
+          <w:b/>
+          <w:bCs/>
+          <w:noProof/>
+          <w:sz w:val="32"/>
+          <w:szCs w:val="32"/>
+          <w:u w:val="single"/>
+          <w:lang w:eastAsia="ar-SA"/>
+        </w:rPr>
+        <mc:AlternateContent>
+          <mc:Choice Requires="wps">
+            <w:drawing>
+              <wp:anchor distT="0" distB="0" distL="114300" distR="114300" simplePos="0" relativeHeight="251660288" behindDoc="0" locked="0" layoutInCell="1" allowOverlap="1" wp14:anchorId="19E48443" wp14:editId="20AAAA5F">
+                <wp:simplePos x="0" y="0"/>
+                <wp:positionH relativeFrom="column">
+                  <wp:posOffset>5572125</wp:posOffset>
+                </wp:positionH>
+                <wp:positionV relativeFrom="paragraph">
+                  <wp:posOffset>9634854</wp:posOffset>
+                </wp:positionV>
+                <wp:extent cx="981075" cy="291465"/>
+                <wp:effectExtent l="0" t="19050" r="47625" b="32385"/>
+                <wp:wrapNone/>
+                <wp:docPr id="622225858" name="Arrow: Right 4"/>
+                <wp:cNvGraphicFramePr/>
+                <a:graphic xmlns:a="http://schemas.openxmlformats.org/drawingml/2006/main">
+                  <a:graphicData uri="http://schemas.microsoft.com/office/word/2010/wordprocessingShape">
+                    <wps:wsp>
+                      <wps:cNvSpPr/>
+                      <wps:spPr>
+                        <a:xfrm>
+                          <a:off x="0" y="0"/>
+                          <a:ext cx="981075" cy="291465"/>
+                        </a:xfrm>
+                        <a:prstGeom prst="rightArrow">
+                          <a:avLst/>
+                        </a:prstGeom>
+                      </wps:spPr>
+                      <wps:style>
+                        <a:lnRef idx="2">
+                          <a:schemeClr val="accent1">
+                            <a:shade val="15000"/>
+                          </a:schemeClr>
+                        </a:lnRef>
+                        <a:fillRef idx="1">
+                          <a:schemeClr val="accent1"/>
+                        </a:fillRef>
+                        <a:effectRef idx="0">
+                          <a:schemeClr val="accent1"/>
+                        </a:effectRef>
+                        <a:fontRef idx="minor">
+                          <a:schemeClr val="lt1"/>
+                        </a:fontRef>
+                      </wps:style>
+                      <wps:bodyPr rot="0" spcFirstLastPara="0" vertOverflow="overflow" horzOverflow="overflow" vert="horz" wrap="square" lIns="91440" tIns="45720" rIns="91440" bIns="45720" numCol="1" spcCol="0" rtlCol="0" fromWordArt="0" anchor="ctr" anchorCtr="0" forceAA="0" compatLnSpc="1">
+                        <a:prstTxWarp prst="textNoShape">
+                          <a:avLst/>
+                        </a:prstTxWarp>
+                        <a:noAutofit/>
+                      </wps:bodyPr>
+                    </wps:wsp>
+                  </a:graphicData>
+                </a:graphic>
+                <wp14:sizeRelH relativeFrom="margin">
+                  <wp14:pctWidth>0</wp14:pctWidth>
+                </wp14:sizeRelH>
+                <wp14:sizeRelV relativeFrom="margin">
+                  <wp14:pctHeight>0</wp14:pctHeight>
+                </wp14:sizeRelV>
+              </wp:anchor>
+            </w:drawing>
+          </mc:Choice>
+          <mc:Fallback>
+            <w:pict>
+              <v:shapetype w14:anchorId="7D3A01ED" id="_x0000_t13" coordsize="21600,21600" o:spt="13" adj="16200,5400" path="m@0,l@0@1,0@1,0@2@0@2@0,21600,21600,10800xe">
+                <v:stroke joinstyle="miter"/>
+                <v:formulas>
+                  <v:f eqn="val #0"/>
+                  <v:f eqn="val #1"/>
+                  <v:f eqn="sum height 0 #1"/>
+                  <v:f eqn="sum 10800 0 #1"/>
+                  <v:f eqn="sum width 0 #0"/>
+                  <v:f eqn="prod @4 @3 10800"/>
+                  <v:f eqn="sum width 0 @5"/>
+                </v:formulas>
+                <v:path o:connecttype="custom" o:connectlocs="@0,0;0,10800;@0,21600;21600,10800" o:connectangles="270,180,90,0" textboxrect="0,@1,@6,@2"/>
+                <v:handles>
+                  <v:h position="#0,#1" xrange="0,21600" yrange="0,10800"/>
+                </v:handles>
+              </v:shapetype>
+              <v:shape id="Arrow: Right 4" o:spid="_x0000_s1026" type="#_x0000_t13" style="position:absolute;margin-left:438.75pt;margin-top:758.65pt;width:77.25pt;height:22.95pt;z-index:251660288;visibility:visible;mso-wrap-style:square;mso-width-percent:0;mso-height-percent:0;mso-wrap-distance-left:9pt;mso-wrap-distance-top:0;mso-wrap-distance-right:9pt;mso-wrap-distance-bottom:0;mso-position-horizontal:absolute;mso-position-horizontal-relative:text;mso-position-vertical:absolute;mso-position-vertical-relative:text;mso-width-percent:0;mso-height-percent:0;mso-width-relative:margin;mso-height-relative:margin;v-text-anchor:middle" o:gfxdata="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" adj="18391" fillcolor="#5b9bd5 [3204]" strokecolor="#091723 [484]" strokeweight="1pt"/>
+            </w:pict>
+          </mc:Fallback>
+        </mc:AlternateContent>
+      </w:r>
       <w:r>
         <w:rPr>
           <w:rFonts w:ascii="Calibri" w:eastAsia="Calibri" w:hAnsi="Calibri" w:cs="Calibri"/>
@@ -1728,21 +1641,6 @@
         <w:t>:</w:t>
       </w:r>
     </w:p>
-    <w:p>
-      <w:pPr>
-        <w:tabs>
-          <w:tab w:val="left" w:pos="9641"/>
-        </w:tabs>
-        <w:bidi w:val="0"/>
-        <w:rPr>
-          <w:rFonts w:ascii="Calibri" w:eastAsia="Calibri" w:hAnsi="Calibri" w:cs="Calibri"/>
-          <w:sz w:val="32"/>
-          <w:szCs w:val="32"/>
-          <w:u w:val="single"/>
-          <w:lang w:eastAsia="ar-SA"/>
-        </w:rPr>
-      </w:pPr>
-    </w:p>
     <w:tbl>
       <w:tblPr>
         <w:tblStyle w:val="TableGrid"/>
@@ -1750,12 +1648,12 @@
         <w:tblLook w:val="04A0" w:firstRow="1" w:lastRow="0" w:firstColumn="1" w:lastColumn="0" w:noHBand="0" w:noVBand="1"/>
       </w:tblPr>
       <w:tblGrid>
-        <w:gridCol w:w="5624"/>
-        <w:gridCol w:w="4971"/>
+        <w:gridCol w:w="5646"/>
+        <w:gridCol w:w="4949"/>
       </w:tblGrid>
       <w:tr>
         <w:trPr>
-          <w:trHeight w:val="2390"/>
+          <w:trHeight w:val="2175"/>
         </w:trPr>
         <w:tc>
           <w:tcPr>
@@ -1779,8 +1677,8 @@
                 <w:szCs w:val="36"/>
               </w:rPr>
               <w:drawing>
-                <wp:inline distT="0" distB="0" distL="0" distR="0" wp14:anchorId="7C707D1F" wp14:editId="727C288C">
-                  <wp:extent cx="1368974" cy="1542840"/>
+                <wp:inline distT="0" distB="0" distL="0" distR="0" wp14:anchorId="7C707D1F" wp14:editId="5A7D5C7C">
+                  <wp:extent cx="1246909" cy="1405272"/>
                   <wp:effectExtent l="0" t="0" r="0" b="0"/>
                   <wp:docPr id="1357649645" name="Picture 10"/>
                   <wp:cNvGraphicFramePr>
@@ -1796,7 +1694,7 @@
                           </pic:cNvPicPr>
                         </pic:nvPicPr>
                         <pic:blipFill>
-                          <a:blip r:embed="rId10" cstate="print">
+                          <a:blip r:embed="rId9" cstate="print">
                             <a:extLst>
                               <a:ext uri="{28A0092B-C50C-407E-A947-70E740481C1C}">
                                 <a14:useLocalDpi xmlns:a14="http://schemas.microsoft.com/office/drawing/2010/main" val="0"/>
@@ -1810,7 +1708,7 @@
                         <pic:spPr bwMode="auto">
                           <a:xfrm>
                             <a:off x="0" y="0"/>
-                            <a:ext cx="1371851" cy="1546083"/>
+                            <a:ext cx="1269420" cy="1430642"/>
                           </a:xfrm>
                           <a:prstGeom prst="rect">
                             <a:avLst/>
@@ -1850,8 +1748,8 @@
                 <w:rFonts w:ascii="Lucida Bright" w:hAnsi="Lucida Bright"/>
                 <w:b/>
                 <w:bCs/>
-                <w:sz w:val="56"/>
-                <w:szCs w:val="56"/>
+                <w:sz w:val="72"/>
+                <w:szCs w:val="72"/>
               </w:rPr>
               <w:t>Tablet</w:t>
             </w:r>
@@ -1860,7 +1758,7 @@
       </w:tr>
       <w:tr>
         <w:trPr>
-          <w:trHeight w:val="2290"/>
+          <w:trHeight w:val="1797"/>
         </w:trPr>
         <w:tc>
           <w:tcPr>
@@ -1901,7 +1799,7 @@
                           </pic:cNvPicPr>
                         </pic:nvPicPr>
                         <pic:blipFill>
-                          <a:blip r:embed="rId11" cstate="print">
+                          <a:blip r:embed="rId10" cstate="print">
                             <a:extLst>
                               <a:ext uri="{28A0092B-C50C-407E-A947-70E740481C1C}">
                                 <a14:useLocalDpi xmlns:a14="http://schemas.microsoft.com/office/drawing/2010/main" val="0"/>
@@ -1958,8 +1856,8 @@
                 <w:rFonts w:ascii="Lucida Bright" w:hAnsi="Lucida Bright"/>
                 <w:b/>
                 <w:bCs/>
-                <w:sz w:val="56"/>
-                <w:szCs w:val="56"/>
+                <w:sz w:val="72"/>
+                <w:szCs w:val="72"/>
               </w:rPr>
               <w:t>Phone</w:t>
             </w:r>
@@ -1968,7 +1866,7 @@
       </w:tr>
       <w:tr>
         <w:trPr>
-          <w:trHeight w:val="2290"/>
+          <w:trHeight w:val="1932"/>
         </w:trPr>
         <w:tc>
           <w:tcPr>
@@ -1992,8 +1890,8 @@
                 <w:szCs w:val="36"/>
               </w:rPr>
               <w:drawing>
-                <wp:inline distT="0" distB="0" distL="0" distR="0" wp14:anchorId="7C992542" wp14:editId="65A55658">
-                  <wp:extent cx="2451952" cy="1379220"/>
+                <wp:inline distT="0" distB="0" distL="0" distR="0" wp14:anchorId="7C992542" wp14:editId="6BBF487A">
+                  <wp:extent cx="2451735" cy="1222744"/>
                   <wp:effectExtent l="0" t="0" r="5715" b="0"/>
                   <wp:docPr id="1714195526" name="Picture 9"/>
                   <wp:cNvGraphicFramePr>
@@ -2009,7 +1907,7 @@
                           </pic:cNvPicPr>
                         </pic:nvPicPr>
                         <pic:blipFill>
-                          <a:blip r:embed="rId12" cstate="print">
+                          <a:blip r:embed="rId11" cstate="print">
                             <a:extLst>
                               <a:ext uri="{28A0092B-C50C-407E-A947-70E740481C1C}">
                                 <a14:useLocalDpi xmlns:a14="http://schemas.microsoft.com/office/drawing/2010/main" val="0"/>
@@ -2023,7 +1921,7 @@
                         <pic:spPr bwMode="auto">
                           <a:xfrm>
                             <a:off x="0" y="0"/>
-                            <a:ext cx="2461695" cy="1384700"/>
+                            <a:ext cx="2451735" cy="1222744"/>
                           </a:xfrm>
                           <a:prstGeom prst="rect">
                             <a:avLst/>
@@ -2063,10 +1961,10 @@
                 <w:rFonts w:ascii="Lucida Bright" w:hAnsi="Lucida Bright"/>
                 <w:b/>
                 <w:bCs/>
-                <w:sz w:val="56"/>
-                <w:szCs w:val="56"/>
-              </w:rPr>
-              <w:t>Labtop</w:t>
+                <w:sz w:val="72"/>
+                <w:szCs w:val="72"/>
+              </w:rPr>
+              <w:t>Laptop</w:t>
             </w:r>
           </w:p>
         </w:tc>
@@ -2092,15 +1990,17 @@
             <w:r>
               <w:rPr>
                 <w:rFonts w:ascii="Lucida Bright" w:hAnsi="Lucida Bright"/>
+                <w:b/>
+                <w:bCs/>
                 <w:noProof/>
                 <w:sz w:val="36"/>
                 <w:szCs w:val="36"/>
               </w:rPr>
               <w:drawing>
-                <wp:inline distT="0" distB="0" distL="0" distR="0" wp14:anchorId="5541F4AF" wp14:editId="191FC39B">
-                  <wp:extent cx="1617134" cy="1617134"/>
-                  <wp:effectExtent l="0" t="0" r="2540" b="0"/>
-                  <wp:docPr id="1572371318" name="Picture 8"/>
+                <wp:inline distT="0" distB="0" distL="0" distR="0" wp14:anchorId="4A694FA9" wp14:editId="4521EDDF">
+                  <wp:extent cx="3447707" cy="1535502"/>
+                  <wp:effectExtent l="0" t="0" r="635" b="7620"/>
+                  <wp:docPr id="1834761065" name="Picture 4"/>
                   <wp:cNvGraphicFramePr>
                     <a:graphicFrameLocks xmlns:a="http://schemas.openxmlformats.org/drawingml/2006/main" noChangeAspect="1"/>
                   </wp:cNvGraphicFramePr>
@@ -2108,19 +2008,20 @@
                     <a:graphicData uri="http://schemas.openxmlformats.org/drawingml/2006/picture">
                       <pic:pic xmlns:pic="http://schemas.openxmlformats.org/drawingml/2006/picture">
                         <pic:nvPicPr>
-                          <pic:cNvPr id="1572371318" name="Picture 8"/>
+                          <pic:cNvPr id="0" name="Picture 1"/>
                           <pic:cNvPicPr>
                             <a:picLocks noChangeAspect="1" noChangeArrowheads="1"/>
                           </pic:cNvPicPr>
                         </pic:nvPicPr>
-                        <pic:blipFill>
-                          <a:blip r:embed="rId13" cstate="print">
+                        <pic:blipFill rotWithShape="1">
+                          <a:blip r:embed="rId12" cstate="print">
                             <a:extLst>
                               <a:ext uri="{28A0092B-C50C-407E-A947-70E740481C1C}">
                                 <a14:useLocalDpi xmlns:a14="http://schemas.microsoft.com/office/drawing/2010/main" val="0"/>
                               </a:ext>
                             </a:extLst>
                           </a:blip>
+                          <a:srcRect t="39592"/>
                           <a:stretch>
                             <a:fillRect/>
                           </a:stretch>
@@ -2128,277 +2029,7 @@
                         <pic:spPr bwMode="auto">
                           <a:xfrm>
                             <a:off x="0" y="0"/>
-                            <a:ext cx="1620621" cy="1620621"/>
-                          </a:xfrm>
-                          <a:prstGeom prst="rect">
-                            <a:avLst/>
-                          </a:prstGeom>
-                          <a:noFill/>
-                          <a:ln>
-                            <a:noFill/>
-                          </a:ln>
-                        </pic:spPr>
-                      </pic:pic>
-                    </a:graphicData>
-                  </a:graphic>
-                </wp:inline>
-              </w:drawing>
-            </w:r>
-          </w:p>
-        </w:tc>
-        <w:tc>
-          <w:tcPr>
-            <w:tcW w:w="4971" w:type="dxa"/>
-            <w:vAlign w:val="center"/>
-          </w:tcPr>
-          <w:p>
-            <w:pPr>
-              <w:bidi w:val="0"/>
-              <w:jc w:val="center"/>
-              <w:rPr>
-                <w:rFonts w:ascii="Lucida Bright" w:hAnsi="Lucida Bright"/>
-                <w:b/>
-                <w:bCs/>
-                <w:sz w:val="56"/>
-                <w:szCs w:val="56"/>
-              </w:rPr>
-            </w:pPr>
-            <w:r>
-              <w:rPr>
-                <w:rFonts w:ascii="Lucida Bright" w:hAnsi="Lucida Bright"/>
-                <w:b/>
-                <w:bCs/>
-                <w:sz w:val="56"/>
-                <w:szCs w:val="56"/>
-              </w:rPr>
-              <w:t>Computer</w:t>
-            </w:r>
-          </w:p>
-        </w:tc>
-      </w:tr>
-    </w:tbl>
-    <w:p>
-      <w:pPr>
-        <w:bidi w:val="0"/>
-        <w:rPr>
-          <w:rFonts w:ascii="Calibri" w:eastAsia="Calibri" w:hAnsi="Calibri" w:cs="Calibri"/>
-          <w:sz w:val="32"/>
-          <w:szCs w:val="32"/>
-          <w:u w:val="single"/>
-          <w:lang w:eastAsia="ar-SA"/>
-        </w:rPr>
-      </w:pPr>
-      <w:r>
-        <w:rPr>
-          <w:rFonts w:ascii="Calibri" w:eastAsia="Calibri" w:hAnsi="Calibri" w:cs="Calibri"/>
-          <w:sz w:val="32"/>
-          <w:szCs w:val="32"/>
-          <w:u w:val="single"/>
-          <w:lang w:eastAsia="ar-SA"/>
-        </w:rPr>
-        <w:br w:type="page"/>
-      </w:r>
-    </w:p>
-    <w:p>
-      <w:pPr>
-        <w:tabs>
-          <w:tab w:val="left" w:pos="9641"/>
-        </w:tabs>
-        <w:bidi w:val="0"/>
-        <w:rPr>
-          <w:rFonts w:ascii="Calibri" w:eastAsia="Calibri" w:hAnsi="Calibri" w:cs="Calibri"/>
-          <w:sz w:val="32"/>
-          <w:szCs w:val="32"/>
-          <w:u w:val="single"/>
-          <w:lang w:eastAsia="ar-SA"/>
-        </w:rPr>
-      </w:pPr>
-    </w:p>
-    <w:p>
-      <w:pPr>
-        <w:tabs>
-          <w:tab w:val="left" w:pos="9641"/>
-        </w:tabs>
-        <w:bidi w:val="0"/>
-        <w:rPr>
-          <w:rFonts w:ascii="Calibri" w:eastAsia="Calibri" w:hAnsi="Calibri" w:cs="Calibri"/>
-          <w:sz w:val="32"/>
-          <w:szCs w:val="32"/>
-          <w:u w:val="single"/>
-          <w:lang w:eastAsia="ar-SA"/>
-        </w:rPr>
-      </w:pPr>
-    </w:p>
-    <w:p>
-      <w:pPr>
-        <w:tabs>
-          <w:tab w:val="left" w:pos="9641"/>
-        </w:tabs>
-        <w:bidi w:val="0"/>
-        <w:rPr>
-          <w:rFonts w:ascii="Calibri" w:eastAsia="Calibri" w:hAnsi="Calibri" w:cs="Calibri"/>
-          <w:b/>
-          <w:bCs/>
-          <w:sz w:val="32"/>
-          <w:szCs w:val="32"/>
-          <w:u w:val="single"/>
-          <w:lang w:eastAsia="ar-SA"/>
-        </w:rPr>
-      </w:pPr>
-      <w:r>
-        <w:rPr>
-          <w:rFonts w:ascii="Calibri" w:eastAsia="Calibri" w:hAnsi="Calibri" w:cs="Calibri"/>
-          <w:b/>
-          <w:bCs/>
-          <w:sz w:val="32"/>
-          <w:szCs w:val="32"/>
-          <w:u w:val="single"/>
-          <w:lang w:eastAsia="ar-SA"/>
-        </w:rPr>
-        <w:t>Q2:</w:t>
-      </w:r>
-      <w:r>
-        <w:rPr>
-          <w:rFonts w:ascii="Calibri" w:eastAsia="Calibri" w:hAnsi="Calibri" w:cs="Calibri"/>
-          <w:b/>
-          <w:bCs/>
-          <w:sz w:val="32"/>
-          <w:szCs w:val="32"/>
-          <w:lang w:eastAsia="ar-SA"/>
-        </w:rPr>
-        <w:t xml:space="preserve"> </w:t>
-      </w:r>
-      <w:r>
-        <w:rPr>
-          <w:rFonts w:ascii="Calibri" w:eastAsia="Calibri" w:hAnsi="Calibri" w:cs="Calibri"/>
-          <w:b/>
-          <w:bCs/>
-          <w:sz w:val="32"/>
-          <w:szCs w:val="32"/>
-          <w:u w:val="single"/>
-          <w:lang w:eastAsia="ar-SA"/>
-        </w:rPr>
-        <w:t>Match the following</w:t>
-      </w:r>
-      <w:r>
-        <w:rPr>
-          <w:rFonts w:ascii="Calibri" w:eastAsia="Calibri" w:hAnsi="Calibri" w:cs="Calibri"/>
-          <w:b/>
-          <w:bCs/>
-          <w:sz w:val="32"/>
-          <w:szCs w:val="32"/>
-          <w:u w:val="single"/>
-          <w:lang w:eastAsia="ar-SA"/>
-        </w:rPr>
-        <w:t>:</w:t>
-      </w:r>
-    </w:p>
-    <w:p>
-      <w:pPr>
-        <w:tabs>
-          <w:tab w:val="left" w:pos="9641"/>
-        </w:tabs>
-        <w:bidi w:val="0"/>
-        <w:rPr>
-          <w:rFonts w:ascii="Calibri" w:eastAsia="Calibri" w:hAnsi="Calibri" w:cs="Calibri"/>
-          <w:sz w:val="32"/>
-          <w:szCs w:val="32"/>
-          <w:u w:val="single"/>
-          <w:lang w:eastAsia="ar-SA"/>
-        </w:rPr>
-      </w:pPr>
-    </w:p>
-    <w:p>
-      <w:pPr>
-        <w:tabs>
-          <w:tab w:val="left" w:pos="9641"/>
-        </w:tabs>
-        <w:bidi w:val="0"/>
-        <w:rPr>
-          <w:rFonts w:ascii="Calibri" w:eastAsia="Calibri" w:hAnsi="Calibri" w:cs="Calibri"/>
-          <w:sz w:val="32"/>
-          <w:szCs w:val="32"/>
-          <w:u w:val="single"/>
-          <w:lang w:eastAsia="ar-SA"/>
-        </w:rPr>
-      </w:pPr>
-    </w:p>
-    <w:tbl>
-      <w:tblPr>
-        <w:tblStyle w:val="TableGrid"/>
-        <w:tblW w:w="0" w:type="auto"/>
-        <w:tblLook w:val="04A0" w:firstRow="1" w:lastRow="0" w:firstColumn="1" w:lastColumn="0" w:noHBand="0" w:noVBand="1"/>
-      </w:tblPr>
-      <w:tblGrid>
-        <w:gridCol w:w="3006"/>
-        <w:gridCol w:w="2818"/>
-        <w:gridCol w:w="2436"/>
-        <w:gridCol w:w="2422"/>
-      </w:tblGrid>
-      <w:tr>
-        <w:trPr>
-          <w:trHeight w:val="791"/>
-        </w:trPr>
-        <w:tc>
-          <w:tcPr>
-            <w:tcW w:w="3006" w:type="dxa"/>
-            <w:vAlign w:val="center"/>
-          </w:tcPr>
-          <w:p>
-            <w:pPr>
-              <w:tabs>
-                <w:tab w:val="left" w:pos="9641"/>
-              </w:tabs>
-              <w:bidi w:val="0"/>
-              <w:jc w:val="center"/>
-              <w:rPr>
-                <w:rFonts w:ascii="Calibri" w:eastAsia="Calibri" w:hAnsi="Calibri" w:cs="Calibri"/>
-                <w:sz w:val="32"/>
-                <w:szCs w:val="32"/>
-                <w:lang w:eastAsia="ar-SA" w:bidi="ar-EG"/>
-              </w:rPr>
-            </w:pPr>
-            <w:r>
-              <w:rPr>
-                <w:rFonts w:ascii="Lucida Bright" w:hAnsi="Lucida Bright"/>
-                <w:noProof/>
-                <w:sz w:val="36"/>
-                <w:szCs w:val="36"/>
-              </w:rPr>
-              <w:drawing>
-                <wp:inline distT="0" distB="0" distL="0" distR="0" wp14:anchorId="3C644E9B" wp14:editId="6F9A4C0F">
-                  <wp:extent cx="1546860" cy="1485900"/>
-                  <wp:effectExtent l="0" t="0" r="0" b="2540"/>
-                  <wp:docPr id="2027391272" name="Picture 11" descr="A computer monitor and keyboard&#10;&#10;AI-generated content may be incorrect."/>
-                  <wp:cNvGraphicFramePr>
-                    <a:graphicFrameLocks xmlns:a="http://schemas.openxmlformats.org/drawingml/2006/main" noChangeAspect="1"/>
-                  </wp:cNvGraphicFramePr>
-                  <a:graphic xmlns:a="http://schemas.openxmlformats.org/drawingml/2006/main">
-                    <a:graphicData uri="http://schemas.openxmlformats.org/drawingml/2006/picture">
-                      <pic:pic xmlns:pic="http://schemas.openxmlformats.org/drawingml/2006/picture">
-                        <pic:nvPicPr>
-                          <pic:cNvPr id="2027391272" name="Picture 11" descr="A computer monitor and keyboard&#10;&#10;AI-generated content may be incorrect."/>
-                          <pic:cNvPicPr>
-                            <a:picLocks noChangeAspect="1" noChangeArrowheads="1"/>
-                          </pic:cNvPicPr>
-                        </pic:nvPicPr>
-                        <pic:blipFill rotWithShape="1">
-                          <a:blip r:embed="rId14">
-                            <a:extLst>
-                              <a:ext uri="{28A0092B-C50C-407E-A947-70E740481C1C}">
-                                <a14:useLocalDpi xmlns:a14="http://schemas.microsoft.com/office/drawing/2010/main" val="0"/>
-                              </a:ext>
-                            </a:extLst>
-                          </a:blip>
-                          <a:srcRect l="6019" t="5092" b="4630"/>
-                          <a:stretch>
-                            <a:fillRect/>
-                          </a:stretch>
-                        </pic:blipFill>
-                        <pic:spPr bwMode="auto">
-                          <a:xfrm>
-                            <a:off x="0" y="0"/>
-                            <a:ext cx="1546860" cy="1485900"/>
+                            <a:ext cx="3565982" cy="1588178"/>
                           </a:xfrm>
                           <a:prstGeom prst="rect">
                             <a:avLst/>
@@ -2423,7 +2054,244 @@
         </w:tc>
         <w:tc>
           <w:tcPr>
-            <w:tcW w:w="2818" w:type="dxa"/>
+            <w:tcW w:w="4971" w:type="dxa"/>
+            <w:vAlign w:val="center"/>
+          </w:tcPr>
+          <w:p>
+            <w:pPr>
+              <w:bidi w:val="0"/>
+              <w:jc w:val="center"/>
+              <w:rPr>
+                <w:rFonts w:ascii="Lucida Bright" w:hAnsi="Lucida Bright"/>
+                <w:b/>
+                <w:bCs/>
+                <w:sz w:val="56"/>
+                <w:szCs w:val="56"/>
+              </w:rPr>
+            </w:pPr>
+            <w:r>
+              <w:rPr>
+                <w:rFonts w:ascii="Lucida Bright" w:hAnsi="Lucida Bright"/>
+                <w:b/>
+                <w:bCs/>
+                <w:sz w:val="72"/>
+                <w:szCs w:val="72"/>
+              </w:rPr>
+              <w:t>Computer</w:t>
+            </w:r>
+          </w:p>
+        </w:tc>
+      </w:tr>
+      <w:tr>
+        <w:trPr>
+          <w:trHeight w:val="1941"/>
+        </w:trPr>
+        <w:tc>
+          <w:tcPr>
+            <w:tcW w:w="5624" w:type="dxa"/>
+          </w:tcPr>
+          <w:p>
+            <w:pPr>
+              <w:bidi w:val="0"/>
+              <w:jc w:val="center"/>
+              <w:rPr>
+                <w:rFonts w:ascii="Lucida Bright" w:hAnsi="Lucida Bright"/>
+                <w:noProof/>
+                <w:sz w:val="36"/>
+                <w:szCs w:val="36"/>
+              </w:rPr>
+            </w:pPr>
+            <w:r>
+              <w:rPr>
+                <w:rFonts w:ascii="Lucida Bright" w:hAnsi="Lucida Bright"/>
+                <w:noProof/>
+                <w:sz w:val="36"/>
+                <w:szCs w:val="36"/>
+              </w:rPr>
+              <w:drawing>
+                <wp:inline distT="0" distB="0" distL="0" distR="0" wp14:anchorId="45270497" wp14:editId="04E7DE97">
+                  <wp:extent cx="1740777" cy="1413164"/>
+                  <wp:effectExtent l="0" t="0" r="0" b="0"/>
+                  <wp:docPr id="1572371318" name="Picture 8"/>
+                  <wp:cNvGraphicFramePr>
+                    <a:graphicFrameLocks xmlns:a="http://schemas.openxmlformats.org/drawingml/2006/main" noChangeAspect="1"/>
+                  </wp:cNvGraphicFramePr>
+                  <a:graphic xmlns:a="http://schemas.openxmlformats.org/drawingml/2006/main">
+                    <a:graphicData uri="http://schemas.openxmlformats.org/drawingml/2006/picture">
+                      <pic:pic xmlns:pic="http://schemas.openxmlformats.org/drawingml/2006/picture">
+                        <pic:nvPicPr>
+                          <pic:cNvPr id="1572371318" name="Picture 8"/>
+                          <pic:cNvPicPr>
+                            <a:picLocks noChangeAspect="1" noChangeArrowheads="1"/>
+                          </pic:cNvPicPr>
+                        </pic:nvPicPr>
+                        <pic:blipFill rotWithShape="1">
+                          <a:blip r:embed="rId13" cstate="print">
+                            <a:extLst>
+                              <a:ext uri="{28A0092B-C50C-407E-A947-70E740481C1C}">
+                                <a14:useLocalDpi xmlns:a14="http://schemas.microsoft.com/office/drawing/2010/main" val="0"/>
+                              </a:ext>
+                            </a:extLst>
+                          </a:blip>
+                          <a:srcRect t="6883" b="6219"/>
+                          <a:stretch>
+                            <a:fillRect/>
+                          </a:stretch>
+                        </pic:blipFill>
+                        <pic:spPr bwMode="auto">
+                          <a:xfrm>
+                            <a:off x="0" y="0"/>
+                            <a:ext cx="1770952" cy="1437660"/>
+                          </a:xfrm>
+                          <a:prstGeom prst="rect">
+                            <a:avLst/>
+                          </a:prstGeom>
+                          <a:noFill/>
+                          <a:ln>
+                            <a:noFill/>
+                          </a:ln>
+                          <a:extLst>
+                            <a:ext uri="{53640926-AAD7-44D8-BBD7-CCE9431645EC}">
+                              <a14:shadowObscured xmlns:a14="http://schemas.microsoft.com/office/drawing/2010/main"/>
+                            </a:ext>
+                          </a:extLst>
+                        </pic:spPr>
+                      </pic:pic>
+                    </a:graphicData>
+                  </a:graphic>
+                </wp:inline>
+              </w:drawing>
+            </w:r>
+          </w:p>
+        </w:tc>
+        <w:tc>
+          <w:tcPr>
+            <w:tcW w:w="4971" w:type="dxa"/>
+            <w:vAlign w:val="center"/>
+          </w:tcPr>
+          <w:p>
+            <w:pPr>
+              <w:bidi w:val="0"/>
+              <w:jc w:val="center"/>
+              <w:rPr>
+                <w:rFonts w:ascii="Lucida Bright" w:hAnsi="Lucida Bright"/>
+                <w:b/>
+                <w:bCs/>
+                <w:sz w:val="56"/>
+                <w:szCs w:val="56"/>
+                <w:rtl/>
+              </w:rPr>
+            </w:pPr>
+            <w:r>
+              <w:rPr>
+                <w:rFonts w:ascii="Lucida Bright" w:hAnsi="Lucida Bright"/>
+                <w:b/>
+                <w:bCs/>
+                <w:sz w:val="72"/>
+                <w:szCs w:val="72"/>
+              </w:rPr>
+              <w:t>Keyboard</w:t>
+            </w:r>
+          </w:p>
+        </w:tc>
+      </w:tr>
+    </w:tbl>
+    <w:p>
+      <w:pPr>
+        <w:tabs>
+          <w:tab w:val="left" w:pos="9641"/>
+        </w:tabs>
+        <w:bidi w:val="0"/>
+        <w:rPr>
+          <w:rFonts w:ascii="Calibri" w:eastAsia="Calibri" w:hAnsi="Calibri" w:cs="Calibri"/>
+          <w:sz w:val="32"/>
+          <w:szCs w:val="32"/>
+          <w:u w:val="single"/>
+          <w:lang w:eastAsia="ar-SA"/>
+        </w:rPr>
+      </w:pPr>
+    </w:p>
+    <w:p>
+      <w:pPr>
+        <w:tabs>
+          <w:tab w:val="left" w:pos="9641"/>
+        </w:tabs>
+        <w:bidi w:val="0"/>
+        <w:rPr>
+          <w:rFonts w:ascii="Calibri" w:eastAsia="Calibri" w:hAnsi="Calibri" w:cs="Calibri"/>
+          <w:b/>
+          <w:bCs/>
+          <w:sz w:val="44"/>
+          <w:szCs w:val="44"/>
+          <w:u w:val="single"/>
+          <w:lang w:eastAsia="ar-SA"/>
+        </w:rPr>
+      </w:pPr>
+      <w:r>
+        <w:rPr>
+          <w:rFonts w:ascii="Calibri" w:eastAsia="Calibri" w:hAnsi="Calibri" w:cs="Calibri"/>
+          <w:b/>
+          <w:bCs/>
+          <w:sz w:val="44"/>
+          <w:szCs w:val="44"/>
+          <w:u w:val="single"/>
+          <w:lang w:eastAsia="ar-SA"/>
+        </w:rPr>
+        <w:t>Q2:</w:t>
+      </w:r>
+      <w:r>
+        <w:rPr>
+          <w:rFonts w:ascii="Calibri" w:eastAsia="Calibri" w:hAnsi="Calibri" w:cs="Calibri"/>
+          <w:b/>
+          <w:bCs/>
+          <w:sz w:val="44"/>
+          <w:szCs w:val="44"/>
+          <w:lang w:eastAsia="ar-SA"/>
+        </w:rPr>
+        <w:t xml:space="preserve"> </w:t>
+      </w:r>
+      <w:r>
+        <w:rPr>
+          <w:rFonts w:ascii="Calibri" w:eastAsia="Calibri" w:hAnsi="Calibri" w:cs="Calibri"/>
+          <w:b/>
+          <w:bCs/>
+          <w:sz w:val="44"/>
+          <w:szCs w:val="44"/>
+          <w:u w:val="single"/>
+          <w:lang w:eastAsia="ar-SA"/>
+        </w:rPr>
+        <w:t>Choose the correct answer from the following</w:t>
+      </w:r>
+      <w:r>
+        <w:rPr>
+          <w:rFonts w:ascii="Calibri" w:eastAsia="Calibri" w:hAnsi="Calibri" w:cs="Calibri"/>
+          <w:b/>
+          <w:bCs/>
+          <w:sz w:val="44"/>
+          <w:szCs w:val="44"/>
+          <w:u w:val="single"/>
+          <w:lang w:eastAsia="ar-SA"/>
+        </w:rPr>
+        <w:t>:</w:t>
+      </w:r>
+    </w:p>
+    <w:tbl>
+      <w:tblPr>
+        <w:tblStyle w:val="TableGrid"/>
+        <w:tblW w:w="10617" w:type="dxa"/>
+        <w:tblLook w:val="04A0" w:firstRow="1" w:lastRow="0" w:firstColumn="1" w:lastColumn="0" w:noHBand="0" w:noVBand="1"/>
+      </w:tblPr>
+      <w:tblGrid>
+        <w:gridCol w:w="5480"/>
+        <w:gridCol w:w="5137"/>
+      </w:tblGrid>
+      <w:tr>
+        <w:trPr>
+          <w:trHeight w:val="780"/>
+        </w:trPr>
+        <w:tc>
+          <w:tcPr>
+            <w:tcW w:w="5480" w:type="dxa"/>
             <w:vAlign w:val="center"/>
           </w:tcPr>
           <w:p>
@@ -2449,13 +2317,24 @@
                 <w:szCs w:val="72"/>
                 <w:lang w:bidi="ar-EG"/>
               </w:rPr>
-              <w:t>This PC</w:t>
-            </w:r>
-          </w:p>
-        </w:tc>
-        <w:tc>
-          <w:tcPr>
-            <w:tcW w:w="2409" w:type="dxa"/>
+              <w:t>Mouse</w:t>
+            </w:r>
+            <w:r>
+              <w:rPr>
+                <w:rFonts w:cstheme="minorHAnsi"/>
+                <w:b/>
+                <w:bCs/>
+                <w:sz w:val="72"/>
+                <w:szCs w:val="72"/>
+                <w:lang w:bidi="ar-EG"/>
+              </w:rPr>
+              <w:t xml:space="preserve"> </w:t>
+            </w:r>
+          </w:p>
+        </w:tc>
+        <w:tc>
+          <w:tcPr>
+            <w:tcW w:w="5137" w:type="dxa"/>
             <w:vAlign w:val="center"/>
           </w:tcPr>
           <w:p>
@@ -2474,6 +2353,43 @@
             </w:pPr>
             <w:r>
               <w:rPr>
+                <w:rFonts w:cstheme="minorHAnsi"/>
+                <w:b/>
+                <w:bCs/>
+                <w:sz w:val="72"/>
+                <w:szCs w:val="72"/>
+                <w:lang w:bidi="ar-EG"/>
+              </w:rPr>
+              <w:t>Enter</w:t>
+            </w:r>
+          </w:p>
+        </w:tc>
+      </w:tr>
+      <w:tr>
+        <w:trPr>
+          <w:trHeight w:val="2530"/>
+        </w:trPr>
+        <w:tc>
+          <w:tcPr>
+            <w:tcW w:w="5480" w:type="dxa"/>
+            <w:vAlign w:val="center"/>
+          </w:tcPr>
+          <w:p>
+            <w:pPr>
+              <w:tabs>
+                <w:tab w:val="left" w:pos="9641"/>
+              </w:tabs>
+              <w:bidi w:val="0"/>
+              <w:jc w:val="center"/>
+              <w:rPr>
+                <w:rFonts w:ascii="Calibri" w:eastAsia="Calibri" w:hAnsi="Calibri" w:cs="Calibri"/>
+                <w:sz w:val="32"/>
+                <w:szCs w:val="32"/>
+                <w:lang w:eastAsia="ar-SA" w:bidi="ar-EG"/>
+              </w:rPr>
+            </w:pPr>
+            <w:r>
+              <w:rPr>
                 <w:rFonts w:ascii="Lucida Bright" w:hAnsi="Lucida Bright"/>
                 <w:b/>
                 <w:bCs/>
@@ -2482,7 +2398,7 @@
                 <w:szCs w:val="36"/>
               </w:rPr>
               <w:drawing>
-                <wp:inline distT="0" distB="0" distL="0" distR="0" wp14:anchorId="108923E7" wp14:editId="4C635400">
+                <wp:inline distT="0" distB="0" distL="0" distR="0" wp14:anchorId="0031E7FD" wp14:editId="159D88FD">
                   <wp:extent cx="1249046" cy="1577024"/>
                   <wp:effectExtent l="0" t="0" r="8255" b="4445"/>
                   <wp:docPr id="239316594" name="Picture 15" descr="A black keyboard with a cord&#10;&#10;AI-generated content may be incorrect."/>
@@ -2499,7 +2415,7 @@
                           </pic:cNvPicPr>
                         </pic:nvPicPr>
                         <pic:blipFill rotWithShape="1">
-                          <a:blip r:embed="rId15" cstate="print">
+                          <a:blip r:embed="rId14" cstate="print">
                             <a:extLst>
                               <a:ext uri="{28A0092B-C50C-407E-A947-70E740481C1C}">
                                 <a14:useLocalDpi xmlns:a14="http://schemas.microsoft.com/office/drawing/2010/main" val="0"/>
@@ -2539,7 +2455,7 @@
         </w:tc>
         <w:tc>
           <w:tcPr>
-            <w:tcW w:w="2449" w:type="dxa"/>
+            <w:tcW w:w="5137" w:type="dxa"/>
             <w:vAlign w:val="center"/>
           </w:tcPr>
           <w:p>
@@ -2558,25 +2474,25 @@
             </w:pPr>
             <w:r>
               <w:rPr>
-                <w:rFonts w:eastAsia="Calibri" w:cstheme="minorHAnsi"/>
+                <w:rFonts w:cstheme="minorHAnsi"/>
                 <w:b/>
                 <w:bCs/>
                 <w:sz w:val="72"/>
                 <w:szCs w:val="72"/>
-                <w:lang w:eastAsia="ar-SA"/>
-              </w:rPr>
-              <w:t>Mouse</w:t>
+                <w:lang w:bidi="ar-EG"/>
+              </w:rPr>
+              <w:t>(……………)</w:t>
             </w:r>
           </w:p>
         </w:tc>
       </w:tr>
       <w:tr>
         <w:trPr>
-          <w:trHeight w:val="791"/>
+          <w:trHeight w:val="3183"/>
         </w:trPr>
         <w:tc>
           <w:tcPr>
-            <w:tcW w:w="3006" w:type="dxa"/>
+            <w:tcW w:w="5480" w:type="dxa"/>
             <w:vAlign w:val="center"/>
           </w:tcPr>
           <w:p>
@@ -2595,117 +2511,6 @@
             </w:pPr>
             <w:r>
               <w:rPr>
-                <w:rFonts w:ascii="Lucida Bright" w:hAnsi="Lucida Bright"/>
-                <w:b/>
-                <w:bCs/>
-                <w:noProof/>
-                <w:sz w:val="36"/>
-                <w:szCs w:val="36"/>
-              </w:rPr>
-              <w:drawing>
-                <wp:inline distT="0" distB="0" distL="0" distR="0" wp14:anchorId="36243A7E" wp14:editId="741C5B51">
-                  <wp:extent cx="1508760" cy="1508760"/>
-                  <wp:effectExtent l="0" t="0" r="0" b="0"/>
-                  <wp:docPr id="1150337417" name="Picture 14" descr="A spiral notebook with a blue cover&#10;&#10;AI-generated content may be incorrect."/>
-                  <wp:cNvGraphicFramePr>
-                    <a:graphicFrameLocks xmlns:a="http://schemas.openxmlformats.org/drawingml/2006/main" noChangeAspect="1"/>
-                  </wp:cNvGraphicFramePr>
-                  <a:graphic xmlns:a="http://schemas.openxmlformats.org/drawingml/2006/main">
-                    <a:graphicData uri="http://schemas.openxmlformats.org/drawingml/2006/picture">
-                      <pic:pic xmlns:pic="http://schemas.openxmlformats.org/drawingml/2006/picture">
-                        <pic:nvPicPr>
-                          <pic:cNvPr id="1150337417" name="Picture 14" descr="A spiral notebook with a blue cover&#10;&#10;AI-generated content may be incorrect."/>
-                          <pic:cNvPicPr>
-                            <a:picLocks noChangeAspect="1" noChangeArrowheads="1"/>
-                          </pic:cNvPicPr>
-                        </pic:nvPicPr>
-                        <pic:blipFill>
-                          <a:blip r:embed="rId16">
-                            <a:extLst>
-                              <a:ext uri="{28A0092B-C50C-407E-A947-70E740481C1C}">
-                                <a14:useLocalDpi xmlns:a14="http://schemas.microsoft.com/office/drawing/2010/main" val="0"/>
-                              </a:ext>
-                            </a:extLst>
-                          </a:blip>
-                          <a:srcRect/>
-                          <a:stretch>
-                            <a:fillRect/>
-                          </a:stretch>
-                        </pic:blipFill>
-                        <pic:spPr bwMode="auto">
-                          <a:xfrm>
-                            <a:off x="0" y="0"/>
-                            <a:ext cx="1508760" cy="1508760"/>
-                          </a:xfrm>
-                          <a:prstGeom prst="rect">
-                            <a:avLst/>
-                          </a:prstGeom>
-                          <a:noFill/>
-                          <a:ln>
-                            <a:noFill/>
-                          </a:ln>
-                        </pic:spPr>
-                      </pic:pic>
-                    </a:graphicData>
-                  </a:graphic>
-                </wp:inline>
-              </w:drawing>
-            </w:r>
-          </w:p>
-        </w:tc>
-        <w:tc>
-          <w:tcPr>
-            <w:tcW w:w="2818" w:type="dxa"/>
-            <w:vAlign w:val="center"/>
-          </w:tcPr>
-          <w:p>
-            <w:pPr>
-              <w:tabs>
-                <w:tab w:val="left" w:pos="9641"/>
-              </w:tabs>
-              <w:bidi w:val="0"/>
-              <w:jc w:val="center"/>
-              <w:rPr>
-                <w:rFonts w:ascii="Calibri" w:eastAsia="Calibri" w:hAnsi="Calibri" w:cs="Calibri"/>
-                <w:sz w:val="32"/>
-                <w:szCs w:val="32"/>
-                <w:lang w:eastAsia="ar-SA" w:bidi="ar-EG"/>
-              </w:rPr>
-            </w:pPr>
-            <w:r>
-              <w:rPr>
-                <w:rFonts w:cstheme="minorHAnsi"/>
-                <w:b/>
-                <w:bCs/>
-                <w:sz w:val="72"/>
-                <w:szCs w:val="72"/>
-                <w:lang w:bidi="ar-EG"/>
-              </w:rPr>
-              <w:t>Folder</w:t>
-            </w:r>
-          </w:p>
-        </w:tc>
-        <w:tc>
-          <w:tcPr>
-            <w:tcW w:w="2409" w:type="dxa"/>
-            <w:vAlign w:val="center"/>
-          </w:tcPr>
-          <w:p>
-            <w:pPr>
-              <w:tabs>
-                <w:tab w:val="left" w:pos="9641"/>
-              </w:tabs>
-              <w:bidi w:val="0"/>
-              <w:jc w:val="center"/>
-              <w:rPr>
-                <w:rFonts w:ascii="Calibri" w:eastAsia="Calibri" w:hAnsi="Calibri" w:cs="Calibri"/>
-                <w:sz w:val="32"/>
-                <w:szCs w:val="32"/>
-                <w:lang w:eastAsia="ar-SA" w:bidi="ar-EG"/>
-              </w:rPr>
-            </w:pPr>
-            <w:r>
-              <w:rPr>
                 <w:rFonts w:ascii="Calibri" w:eastAsia="Calibri" w:hAnsi="Calibri" w:cs="Calibri"/>
                 <w:noProof/>
                 <w:sz w:val="32"/>
@@ -2713,7 +2518,7 @@
                 <w:lang w:eastAsia="ar-SA"/>
               </w:rPr>
               <w:drawing>
-                <wp:inline distT="0" distB="0" distL="0" distR="0" wp14:anchorId="4284E968" wp14:editId="29108D2A">
+                <wp:inline distT="0" distB="0" distL="0" distR="0" wp14:anchorId="476AA49C" wp14:editId="6139CD4F">
                   <wp:extent cx="1116966" cy="1781546"/>
                   <wp:effectExtent l="0" t="0" r="6985" b="9525"/>
                   <wp:docPr id="1049356222" name="Picture 3"/>
@@ -2730,7 +2535,7 @@
                           </pic:cNvPicPr>
                         </pic:nvPicPr>
                         <pic:blipFill rotWithShape="1">
-                          <a:blip r:embed="rId17">
+                          <a:blip r:embed="rId15">
                             <a:extLst>
                               <a:ext uri="{28A0092B-C50C-407E-A947-70E740481C1C}">
                                 <a14:useLocalDpi xmlns:a14="http://schemas.microsoft.com/office/drawing/2010/main" val="0"/>
@@ -2770,7 +2575,7 @@
         </w:tc>
         <w:tc>
           <w:tcPr>
-            <w:tcW w:w="2449" w:type="dxa"/>
+            <w:tcW w:w="5137" w:type="dxa"/>
             <w:vAlign w:val="center"/>
           </w:tcPr>
           <w:p>
@@ -2789,36 +2594,169 @@
             </w:pPr>
             <w:r>
               <w:rPr>
-                <w:rFonts w:eastAsia="Calibri" w:cstheme="minorHAnsi"/>
+                <w:rFonts w:cstheme="minorHAnsi"/>
                 <w:b/>
                 <w:bCs/>
                 <w:sz w:val="72"/>
                 <w:szCs w:val="72"/>
-                <w:lang w:eastAsia="ar-SA"/>
-              </w:rPr>
-              <w:t>E</w:t>
-            </w:r>
-            <w:r>
-              <w:rPr>
-                <w:rFonts w:eastAsia="Calibri" w:cstheme="minorHAnsi"/>
-                <w:b/>
-                <w:bCs/>
-                <w:sz w:val="72"/>
-                <w:szCs w:val="72"/>
-                <w:lang w:eastAsia="ar-SA"/>
-              </w:rPr>
-              <w:t>nter</w:t>
+                <w:lang w:bidi="ar-EG"/>
+              </w:rPr>
+              <w:t>(……………)</w:t>
             </w:r>
           </w:p>
         </w:tc>
       </w:tr>
+    </w:tbl>
+    <w:p>
+      <w:pPr>
+        <w:tabs>
+          <w:tab w:val="left" w:pos="9641"/>
+        </w:tabs>
+        <w:bidi w:val="0"/>
+        <w:rPr>
+          <w:rFonts w:ascii="Calibri" w:eastAsia="Calibri" w:hAnsi="Calibri" w:cs="Calibri"/>
+          <w:sz w:val="32"/>
+          <w:szCs w:val="32"/>
+          <w:rtl/>
+          <w:lang w:eastAsia="ar-SA" w:bidi="ar-EG"/>
+        </w:rPr>
+      </w:pPr>
+    </w:p>
+    <w:p>
+      <w:pPr>
+        <w:tabs>
+          <w:tab w:val="left" w:pos="9641"/>
+        </w:tabs>
+        <w:bidi w:val="0"/>
+        <w:rPr>
+          <w:rFonts w:ascii="Calibri" w:eastAsia="Calibri" w:hAnsi="Calibri" w:cs="Calibri"/>
+          <w:b/>
+          <w:bCs/>
+          <w:sz w:val="44"/>
+          <w:szCs w:val="44"/>
+          <w:u w:val="single"/>
+          <w:lang w:eastAsia="ar-SA"/>
+        </w:rPr>
+      </w:pPr>
+      <w:r>
+        <w:rPr>
+          <w:rFonts w:ascii="Calibri" w:eastAsia="Calibri" w:hAnsi="Calibri" w:cs="Calibri"/>
+          <w:b/>
+          <w:bCs/>
+          <w:sz w:val="44"/>
+          <w:szCs w:val="44"/>
+          <w:u w:val="single"/>
+          <w:lang w:eastAsia="ar-SA"/>
+        </w:rPr>
+        <w:t>Q3:</w:t>
+      </w:r>
+      <w:r>
+        <w:rPr>
+          <w:rFonts w:ascii="Calibri" w:eastAsia="Calibri" w:hAnsi="Calibri" w:cs="Calibri"/>
+          <w:b/>
+          <w:bCs/>
+          <w:sz w:val="44"/>
+          <w:szCs w:val="44"/>
+          <w:lang w:eastAsia="ar-SA"/>
+        </w:rPr>
+        <w:t xml:space="preserve"> </w:t>
+      </w:r>
+      <w:r>
+        <w:rPr>
+          <w:rFonts w:ascii="Calibri" w:eastAsia="Calibri" w:hAnsi="Calibri" w:cs="Calibri"/>
+          <w:b/>
+          <w:bCs/>
+          <w:sz w:val="44"/>
+          <w:szCs w:val="44"/>
+          <w:u w:val="single"/>
+          <w:lang w:eastAsia="ar-SA"/>
+        </w:rPr>
+        <w:t>Put (</w:t>
+      </w:r>
+      <w:r>
+        <w:rPr>
+          <w:rFonts w:ascii="Segoe UI Symbol" w:eastAsia="Calibri" w:hAnsi="Segoe UI Symbol" w:cs="Segoe UI Symbol"/>
+          <w:b/>
+          <w:bCs/>
+          <w:sz w:val="44"/>
+          <w:szCs w:val="44"/>
+          <w:u w:val="single"/>
+          <w:lang w:eastAsia="ar-SA"/>
+        </w:rPr>
+        <w:t>✔</w:t>
+      </w:r>
+      <w:r>
+        <w:rPr>
+          <w:rFonts w:ascii="Calibri" w:eastAsia="Calibri" w:hAnsi="Calibri" w:cs="Calibri"/>
+          <w:b/>
+          <w:bCs/>
+          <w:sz w:val="44"/>
+          <w:szCs w:val="44"/>
+          <w:u w:val="single"/>
+          <w:lang w:eastAsia="ar-SA"/>
+        </w:rPr>
+        <w:t>) or (</w:t>
+      </w:r>
+      <w:r>
+        <w:rPr>
+          <w:rFonts w:ascii="Segoe UI Symbol" w:eastAsia="Calibri" w:hAnsi="Segoe UI Symbol" w:cs="Segoe UI Symbol"/>
+          <w:b/>
+          <w:bCs/>
+          <w:sz w:val="44"/>
+          <w:szCs w:val="44"/>
+          <w:u w:val="single"/>
+          <w:lang w:eastAsia="ar-SA"/>
+        </w:rPr>
+        <w:t>✘</w:t>
+      </w:r>
+      <w:r>
+        <w:rPr>
+          <w:rFonts w:ascii="Calibri" w:eastAsia="Calibri" w:hAnsi="Calibri" w:cs="Calibri"/>
+          <w:b/>
+          <w:bCs/>
+          <w:sz w:val="44"/>
+          <w:szCs w:val="44"/>
+          <w:u w:val="single"/>
+          <w:lang w:eastAsia="ar-SA"/>
+        </w:rPr>
+        <w:t>)</w:t>
+      </w:r>
+      <w:r>
+        <w:rPr>
+          <w:rFonts w:ascii="Calibri" w:eastAsia="Calibri" w:hAnsi="Calibri" w:cs="Calibri"/>
+          <w:b/>
+          <w:bCs/>
+          <w:sz w:val="44"/>
+          <w:szCs w:val="44"/>
+          <w:u w:val="single"/>
+          <w:lang w:eastAsia="ar-SA"/>
+        </w:rPr>
+        <w:t>:</w:t>
+      </w:r>
+    </w:p>
+    <w:tbl>
+      <w:tblPr>
+        <w:tblStyle w:val="TableGrid"/>
+        <w:tblW w:w="0" w:type="auto"/>
+        <w:tblBorders>
+          <w:top w:val="none" w:sz="0" w:space="0" w:color="auto"/>
+          <w:left w:val="none" w:sz="0" w:space="0" w:color="auto"/>
+          <w:bottom w:val="none" w:sz="0" w:space="0" w:color="auto"/>
+          <w:right w:val="none" w:sz="0" w:space="0" w:color="auto"/>
+          <w:insideH w:val="none" w:sz="0" w:space="0" w:color="auto"/>
+          <w:insideV w:val="none" w:sz="0" w:space="0" w:color="auto"/>
+        </w:tblBorders>
+        <w:tblLook w:val="04A0" w:firstRow="1" w:lastRow="0" w:firstColumn="1" w:lastColumn="0" w:noHBand="0" w:noVBand="1"/>
+      </w:tblPr>
+      <w:tblGrid>
+        <w:gridCol w:w="3547"/>
+        <w:gridCol w:w="3546"/>
+        <w:gridCol w:w="3589"/>
+      </w:tblGrid>
       <w:tr>
-        <w:trPr>
-          <w:trHeight w:val="791"/>
-        </w:trPr>
-        <w:tc>
-          <w:tcPr>
-            <w:tcW w:w="3006" w:type="dxa"/>
+        <w:tc>
+          <w:tcPr>
+            <w:tcW w:w="3547" w:type="dxa"/>
             <w:vAlign w:val="center"/>
           </w:tcPr>
           <w:p>
@@ -2827,7 +2765,6 @@
                 <w:tab w:val="left" w:pos="9641"/>
               </w:tabs>
               <w:bidi w:val="0"/>
-              <w:jc w:val="center"/>
               <w:rPr>
                 <w:rFonts w:ascii="Calibri" w:eastAsia="Calibri" w:hAnsi="Calibri" w:cs="Calibri"/>
                 <w:sz w:val="32"/>
@@ -2837,361 +2774,6 @@
             </w:pPr>
             <w:r>
               <w:rPr>
-                <w:rFonts w:ascii="Lucida Bright" w:hAnsi="Lucida Bright"/>
-                <w:b/>
-                <w:bCs/>
-                <w:noProof/>
-                <w:sz w:val="36"/>
-                <w:szCs w:val="36"/>
-              </w:rPr>
-              <w:drawing>
-                <wp:inline distT="0" distB="0" distL="0" distR="0" wp14:anchorId="009E8757" wp14:editId="66DA64E0">
-                  <wp:extent cx="1500505" cy="1400471"/>
-                  <wp:effectExtent l="0" t="0" r="4445" b="9525"/>
-                  <wp:docPr id="770321719" name="Picture 13" descr="A yellow folder with a white paper inside&#10;&#10;AI-generated content may be incorrect."/>
-                  <wp:cNvGraphicFramePr>
-                    <a:graphicFrameLocks xmlns:a="http://schemas.openxmlformats.org/drawingml/2006/main" noChangeAspect="1"/>
-                  </wp:cNvGraphicFramePr>
-                  <a:graphic xmlns:a="http://schemas.openxmlformats.org/drawingml/2006/main">
-                    <a:graphicData uri="http://schemas.openxmlformats.org/drawingml/2006/picture">
-                      <pic:pic xmlns:pic="http://schemas.openxmlformats.org/drawingml/2006/picture">
-                        <pic:nvPicPr>
-                          <pic:cNvPr id="770321719" name="Picture 13" descr="A yellow folder with a white paper inside&#10;&#10;AI-generated content may be incorrect."/>
-                          <pic:cNvPicPr>
-                            <a:picLocks noChangeAspect="1" noChangeArrowheads="1"/>
-                          </pic:cNvPicPr>
-                        </pic:nvPicPr>
-                        <pic:blipFill rotWithShape="1">
-                          <a:blip r:embed="rId18" cstate="print">
-                            <a:extLst>
-                              <a:ext uri="{28A0092B-C50C-407E-A947-70E740481C1C}">
-                                <a14:useLocalDpi xmlns:a14="http://schemas.microsoft.com/office/drawing/2010/main" val="0"/>
-                              </a:ext>
-                            </a:extLst>
-                          </a:blip>
-                          <a:srcRect l="8696" t="11801" r="7453" b="9938"/>
-                          <a:stretch>
-                            <a:fillRect/>
-                          </a:stretch>
-                        </pic:blipFill>
-                        <pic:spPr bwMode="auto">
-                          <a:xfrm>
-                            <a:off x="0" y="0"/>
-                            <a:ext cx="1500505" cy="1400471"/>
-                          </a:xfrm>
-                          <a:prstGeom prst="rect">
-                            <a:avLst/>
-                          </a:prstGeom>
-                          <a:noFill/>
-                          <a:ln>
-                            <a:noFill/>
-                          </a:ln>
-                          <a:extLst>
-                            <a:ext uri="{53640926-AAD7-44D8-BBD7-CCE9431645EC}">
-                              <a14:shadowObscured xmlns:a14="http://schemas.microsoft.com/office/drawing/2010/main"/>
-                            </a:ext>
-                          </a:extLst>
-                        </pic:spPr>
-                      </pic:pic>
-                    </a:graphicData>
-                  </a:graphic>
-                </wp:inline>
-              </w:drawing>
-            </w:r>
-          </w:p>
-        </w:tc>
-        <w:tc>
-          <w:tcPr>
-            <w:tcW w:w="2818" w:type="dxa"/>
-            <w:vAlign w:val="center"/>
-          </w:tcPr>
-          <w:p>
-            <w:pPr>
-              <w:tabs>
-                <w:tab w:val="left" w:pos="9641"/>
-              </w:tabs>
-              <w:bidi w:val="0"/>
-              <w:jc w:val="center"/>
-              <w:rPr>
-                <w:rFonts w:ascii="Calibri" w:eastAsia="Calibri" w:hAnsi="Calibri" w:cs="Calibri"/>
-                <w:sz w:val="32"/>
-                <w:szCs w:val="32"/>
-                <w:lang w:eastAsia="ar-SA" w:bidi="ar-EG"/>
-              </w:rPr>
-            </w:pPr>
-            <w:r>
-              <w:rPr>
-                <w:rFonts w:eastAsia="Times New Roman" w:cstheme="minorHAnsi"/>
-                <w:b/>
-                <w:bCs/>
-                <w:sz w:val="72"/>
-                <w:szCs w:val="72"/>
-                <w:lang w:bidi="ar-EG"/>
-              </w:rPr>
-              <w:t>Notepad</w:t>
-            </w:r>
-          </w:p>
-        </w:tc>
-        <w:tc>
-          <w:tcPr>
-            <w:tcW w:w="2409" w:type="dxa"/>
-            <w:vAlign w:val="center"/>
-          </w:tcPr>
-          <w:p>
-            <w:pPr>
-              <w:tabs>
-                <w:tab w:val="left" w:pos="9641"/>
-              </w:tabs>
-              <w:bidi w:val="0"/>
-              <w:jc w:val="center"/>
-              <w:rPr>
-                <w:rFonts w:ascii="Calibri" w:eastAsia="Calibri" w:hAnsi="Calibri" w:cs="Calibri"/>
-                <w:sz w:val="32"/>
-                <w:szCs w:val="32"/>
-                <w:lang w:eastAsia="ar-SA" w:bidi="ar-EG"/>
-              </w:rPr>
-            </w:pPr>
-            <w:r>
-              <w:rPr>
-                <w:rFonts w:ascii="Lucida Bright" w:hAnsi="Lucida Bright"/>
-                <w:noProof/>
-                <w:sz w:val="36"/>
-                <w:szCs w:val="36"/>
-              </w:rPr>
-              <w:drawing>
-                <wp:inline distT="0" distB="0" distL="0" distR="0" wp14:anchorId="76451878" wp14:editId="692477F2">
-                  <wp:extent cx="1134337" cy="1247684"/>
-                  <wp:effectExtent l="0" t="0" r="8890" b="0"/>
-                  <wp:docPr id="953868627" name="Picture 9" descr="A black and white line drawing of a paper&#10;&#10;AI-generated content may be incorrect."/>
-                  <wp:cNvGraphicFramePr>
-                    <a:graphicFrameLocks xmlns:a="http://schemas.openxmlformats.org/drawingml/2006/main" noChangeAspect="1"/>
-                  </wp:cNvGraphicFramePr>
-                  <a:graphic xmlns:a="http://schemas.openxmlformats.org/drawingml/2006/main">
-                    <a:graphicData uri="http://schemas.openxmlformats.org/drawingml/2006/picture">
-                      <pic:pic xmlns:pic="http://schemas.openxmlformats.org/drawingml/2006/picture">
-                        <pic:nvPicPr>
-                          <pic:cNvPr id="1714195526" name="Picture 9" descr="A black and white line drawing of a paper&#10;&#10;AI-generated content may be incorrect."/>
-                          <pic:cNvPicPr>
-                            <a:picLocks noChangeAspect="1" noChangeArrowheads="1"/>
-                          </pic:cNvPicPr>
-                        </pic:nvPicPr>
-                        <pic:blipFill rotWithShape="1">
-                          <a:blip r:embed="rId19" cstate="print">
-                            <a:extLst>
-                              <a:ext uri="{28A0092B-C50C-407E-A947-70E740481C1C}">
-                                <a14:useLocalDpi xmlns:a14="http://schemas.microsoft.com/office/drawing/2010/main" val="0"/>
-                              </a:ext>
-                            </a:extLst>
-                          </a:blip>
-                          <a:srcRect l="14701" t="11151" r="14405" b="10872"/>
-                          <a:stretch>
-                            <a:fillRect/>
-                          </a:stretch>
-                        </pic:blipFill>
-                        <pic:spPr bwMode="auto">
-                          <a:xfrm>
-                            <a:off x="0" y="0"/>
-                            <a:ext cx="1150944" cy="1265951"/>
-                          </a:xfrm>
-                          <a:prstGeom prst="rect">
-                            <a:avLst/>
-                          </a:prstGeom>
-                          <a:noFill/>
-                          <a:ln>
-                            <a:noFill/>
-                          </a:ln>
-                          <a:extLst>
-                            <a:ext uri="{53640926-AAD7-44D8-BBD7-CCE9431645EC}">
-                              <a14:shadowObscured xmlns:a14="http://schemas.microsoft.com/office/drawing/2010/main"/>
-                            </a:ext>
-                          </a:extLst>
-                        </pic:spPr>
-                      </pic:pic>
-                    </a:graphicData>
-                  </a:graphic>
-                </wp:inline>
-              </w:drawing>
-            </w:r>
-          </w:p>
-        </w:tc>
-        <w:tc>
-          <w:tcPr>
-            <w:tcW w:w="2449" w:type="dxa"/>
-            <w:vAlign w:val="center"/>
-          </w:tcPr>
-          <w:p>
-            <w:pPr>
-              <w:tabs>
-                <w:tab w:val="left" w:pos="9641"/>
-              </w:tabs>
-              <w:bidi w:val="0"/>
-              <w:jc w:val="center"/>
-              <w:rPr>
-                <w:rFonts w:ascii="Calibri" w:eastAsia="Calibri" w:hAnsi="Calibri" w:cs="Calibri"/>
-                <w:sz w:val="32"/>
-                <w:szCs w:val="32"/>
-                <w:lang w:eastAsia="ar-SA" w:bidi="ar-EG"/>
-              </w:rPr>
-            </w:pPr>
-            <w:r>
-              <w:rPr>
-                <w:rFonts w:eastAsia="Calibri" w:cstheme="minorHAnsi"/>
-                <w:b/>
-                <w:bCs/>
-                <w:sz w:val="72"/>
-                <w:szCs w:val="72"/>
-                <w:lang w:eastAsia="ar-SA"/>
-              </w:rPr>
-              <w:t>File</w:t>
-            </w:r>
-          </w:p>
-        </w:tc>
-      </w:tr>
-      <w:tr>
-        <w:trPr>
-          <w:trHeight w:val="791"/>
-        </w:trPr>
-        <w:tc>
-          <w:tcPr>
-            <w:tcW w:w="3006" w:type="dxa"/>
-            <w:vAlign w:val="center"/>
-          </w:tcPr>
-          <w:p>
-            <w:pPr>
-              <w:tabs>
-                <w:tab w:val="left" w:pos="9641"/>
-              </w:tabs>
-              <w:bidi w:val="0"/>
-              <w:jc w:val="center"/>
-              <w:rPr>
-                <w:rFonts w:ascii="Lucida Bright" w:hAnsi="Lucida Bright"/>
-                <w:b/>
-                <w:bCs/>
-                <w:noProof/>
-                <w:sz w:val="36"/>
-                <w:szCs w:val="36"/>
-              </w:rPr>
-            </w:pPr>
-            <w:r>
-              <w:rPr>
-                <w:rFonts w:ascii="Lucida Bright" w:hAnsi="Lucida Bright"/>
-                <w:b/>
-                <w:bCs/>
-                <w:noProof/>
-                <w:sz w:val="36"/>
-                <w:szCs w:val="36"/>
-              </w:rPr>
-              <w:drawing>
-                <wp:inline distT="0" distB="0" distL="0" distR="0" wp14:anchorId="7A8FFF94" wp14:editId="3DE223F6">
-                  <wp:extent cx="1762760" cy="1230086"/>
-                  <wp:effectExtent l="0" t="0" r="8890" b="8255"/>
-                  <wp:docPr id="1834761065" name="Picture 4"/>
-                  <wp:cNvGraphicFramePr>
-                    <a:graphicFrameLocks xmlns:a="http://schemas.openxmlformats.org/drawingml/2006/main" noChangeAspect="1"/>
-                  </wp:cNvGraphicFramePr>
-                  <a:graphic xmlns:a="http://schemas.openxmlformats.org/drawingml/2006/main">
-                    <a:graphicData uri="http://schemas.openxmlformats.org/drawingml/2006/picture">
-                      <pic:pic xmlns:pic="http://schemas.openxmlformats.org/drawingml/2006/picture">
-                        <pic:nvPicPr>
-                          <pic:cNvPr id="0" name="Picture 1"/>
-                          <pic:cNvPicPr>
-                            <a:picLocks noChangeAspect="1" noChangeArrowheads="1"/>
-                          </pic:cNvPicPr>
-                        </pic:nvPicPr>
-                        <pic:blipFill rotWithShape="1">
-                          <a:blip r:embed="rId20" cstate="print">
-                            <a:extLst>
-                              <a:ext uri="{28A0092B-C50C-407E-A947-70E740481C1C}">
-                                <a14:useLocalDpi xmlns:a14="http://schemas.microsoft.com/office/drawing/2010/main" val="0"/>
-                              </a:ext>
-                            </a:extLst>
-                          </a:blip>
-                          <a:srcRect t="39592"/>
-                          <a:stretch>
-                            <a:fillRect/>
-                          </a:stretch>
-                        </pic:blipFill>
-                        <pic:spPr bwMode="auto">
-                          <a:xfrm>
-                            <a:off x="0" y="0"/>
-                            <a:ext cx="1791390" cy="1250064"/>
-                          </a:xfrm>
-                          <a:prstGeom prst="rect">
-                            <a:avLst/>
-                          </a:prstGeom>
-                          <a:noFill/>
-                          <a:ln>
-                            <a:noFill/>
-                          </a:ln>
-                          <a:extLst>
-                            <a:ext uri="{53640926-AAD7-44D8-BBD7-CCE9431645EC}">
-                              <a14:shadowObscured xmlns:a14="http://schemas.microsoft.com/office/drawing/2010/main"/>
-                            </a:ext>
-                          </a:extLst>
-                        </pic:spPr>
-                      </pic:pic>
-                    </a:graphicData>
-                  </a:graphic>
-                </wp:inline>
-              </w:drawing>
-            </w:r>
-          </w:p>
-        </w:tc>
-        <w:tc>
-          <w:tcPr>
-            <w:tcW w:w="2818" w:type="dxa"/>
-            <w:vAlign w:val="center"/>
-          </w:tcPr>
-          <w:p>
-            <w:pPr>
-              <w:tabs>
-                <w:tab w:val="left" w:pos="9641"/>
-              </w:tabs>
-              <w:bidi w:val="0"/>
-              <w:jc w:val="center"/>
-              <w:rPr>
-                <w:rFonts w:cstheme="minorHAnsi"/>
-                <w:b/>
-                <w:bCs/>
-                <w:sz w:val="56"/>
-                <w:szCs w:val="56"/>
-                <w:lang w:bidi="ar-EG"/>
-              </w:rPr>
-            </w:pPr>
-            <w:r>
-              <w:rPr>
-                <w:rFonts w:cstheme="minorHAnsi"/>
-                <w:b/>
-                <w:bCs/>
-                <w:sz w:val="56"/>
-                <w:szCs w:val="56"/>
-                <w:lang w:bidi="ar-EG"/>
-              </w:rPr>
-              <w:t>keyboard</w:t>
-            </w:r>
-          </w:p>
-        </w:tc>
-        <w:tc>
-          <w:tcPr>
-            <w:tcW w:w="2409" w:type="dxa"/>
-            <w:vAlign w:val="center"/>
-          </w:tcPr>
-          <w:p>
-            <w:pPr>
-              <w:tabs>
-                <w:tab w:val="left" w:pos="9641"/>
-              </w:tabs>
-              <w:bidi w:val="0"/>
-              <w:jc w:val="center"/>
-              <w:rPr>
-                <w:rFonts w:ascii="Lucida Bright" w:hAnsi="Lucida Bright"/>
-                <w:noProof/>
-                <w:sz w:val="36"/>
-                <w:szCs w:val="36"/>
-              </w:rPr>
-            </w:pPr>
-            <w:r>
-              <w:rPr>
                 <w:rFonts w:cstheme="minorHAnsi"/>
                 <w:b/>
                 <w:bCs/>
@@ -3201,7 +2783,7 @@
                 <w:lang w:bidi="ar-EG"/>
               </w:rPr>
               <w:drawing>
-                <wp:inline distT="0" distB="0" distL="0" distR="0" wp14:anchorId="0E55B760" wp14:editId="09688C8F">
+                <wp:inline distT="0" distB="0" distL="0" distR="0" wp14:anchorId="614947B5" wp14:editId="5350D1C8">
                   <wp:extent cx="1311910" cy="1202690"/>
                   <wp:effectExtent l="0" t="0" r="2540" b="0"/>
                   <wp:docPr id="1988487194" name="Picture 5"/>
@@ -3218,7 +2800,7 @@
                           </pic:cNvPicPr>
                         </pic:nvPicPr>
                         <pic:blipFill>
-                          <a:blip r:embed="rId21">
+                          <a:blip r:embed="rId16">
                             <a:extLst>
                               <a:ext uri="{28A0092B-C50C-407E-A947-70E740481C1C}">
                                 <a14:useLocalDpi xmlns:a14="http://schemas.microsoft.com/office/drawing/2010/main" val="0"/>
@@ -3253,7 +2835,7 @@
         </w:tc>
         <w:tc>
           <w:tcPr>
-            <w:tcW w:w="2449" w:type="dxa"/>
+            <w:tcW w:w="3546" w:type="dxa"/>
             <w:vAlign w:val="center"/>
           </w:tcPr>
           <w:p>
@@ -3262,37 +2844,29 @@
                 <w:tab w:val="left" w:pos="9641"/>
               </w:tabs>
               <w:bidi w:val="0"/>
-              <w:jc w:val="center"/>
-              <w:rPr>
-                <w:rFonts w:eastAsia="Calibri" w:cstheme="minorHAnsi"/>
-                <w:b/>
-                <w:bCs/>
-                <w:sz w:val="72"/>
-                <w:szCs w:val="72"/>
-                <w:lang w:eastAsia="ar-SA"/>
-              </w:rPr>
-            </w:pPr>
-            <w:r>
-              <w:rPr>
-                <w:rFonts w:eastAsia="Calibri" w:cstheme="minorHAnsi"/>
+              <w:rPr>
+                <w:rFonts w:ascii="Calibri" w:eastAsia="Calibri" w:hAnsi="Calibri" w:cs="Calibri"/>
+                <w:sz w:val="32"/>
+                <w:szCs w:val="32"/>
+                <w:lang w:eastAsia="ar-SA" w:bidi="ar-EG"/>
+              </w:rPr>
+            </w:pPr>
+            <w:r>
+              <w:rPr>
+                <w:rFonts w:cstheme="minorHAnsi"/>
                 <w:b/>
                 <w:bCs/>
                 <w:sz w:val="56"/>
                 <w:szCs w:val="56"/>
-                <w:lang w:eastAsia="ar-SA"/>
-              </w:rPr>
-              <w:t>Speaker</w:t>
-            </w:r>
-          </w:p>
-        </w:tc>
-      </w:tr>
-      <w:tr>
-        <w:trPr>
-          <w:trHeight w:val="791"/>
-        </w:trPr>
-        <w:tc>
-          <w:tcPr>
-            <w:tcW w:w="3006" w:type="dxa"/>
+                <w:lang w:bidi="ar-EG"/>
+              </w:rPr>
+              <w:t>Enter</w:t>
+            </w:r>
+          </w:p>
+        </w:tc>
+        <w:tc>
+          <w:tcPr>
+            <w:tcW w:w="3589" w:type="dxa"/>
             <w:vAlign w:val="center"/>
           </w:tcPr>
           <w:p>
@@ -3301,7 +2875,52 @@
                 <w:tab w:val="left" w:pos="9641"/>
               </w:tabs>
               <w:bidi w:val="0"/>
-              <w:jc w:val="center"/>
+              <w:rPr>
+                <w:rFonts w:ascii="Calibri" w:eastAsia="Calibri" w:hAnsi="Calibri" w:cs="Calibri"/>
+                <w:b/>
+                <w:bCs/>
+                <w:sz w:val="32"/>
+                <w:szCs w:val="32"/>
+                <w:lang w:eastAsia="ar-SA" w:bidi="ar-EG"/>
+              </w:rPr>
+            </w:pPr>
+            <w:r>
+              <w:rPr>
+                <w:rFonts w:ascii="Calibri" w:eastAsia="Calibri" w:hAnsi="Calibri" w:cs="Calibri"/>
+                <w:b/>
+                <w:bCs/>
+                <w:sz w:val="48"/>
+                <w:szCs w:val="48"/>
+                <w:lang w:eastAsia="ar-SA" w:bidi="ar-EG"/>
+              </w:rPr>
+              <w:t>(………………………)</w:t>
+            </w:r>
+          </w:p>
+        </w:tc>
+      </w:tr>
+      <w:tr>
+        <w:trPr>
+          <w:trHeight w:val="2211"/>
+        </w:trPr>
+        <w:tc>
+          <w:tcPr>
+            <w:tcW w:w="3547" w:type="dxa"/>
+            <w:vAlign w:val="center"/>
+          </w:tcPr>
+          <w:p>
+            <w:pPr>
+              <w:tabs>
+                <w:tab w:val="left" w:pos="9641"/>
+              </w:tabs>
+              <w:bidi w:val="0"/>
+              <w:rPr>
+                <w:rFonts w:ascii="Calibri" w:eastAsia="Calibri" w:hAnsi="Calibri" w:cs="Calibri"/>
+                <w:sz w:val="32"/>
+                <w:szCs w:val="32"/>
+                <w:lang w:eastAsia="ar-SA" w:bidi="ar-EG"/>
+              </w:rPr>
+            </w:pPr>
+            <w:r>
               <w:rPr>
                 <w:rFonts w:ascii="Lucida Bright" w:hAnsi="Lucida Bright"/>
                 <w:b/>
@@ -3310,22 +2929,11 @@
                 <w:sz w:val="36"/>
                 <w:szCs w:val="36"/>
               </w:rPr>
-            </w:pPr>
-            <w:r>
-              <w:rPr>
-                <w:rFonts w:cstheme="minorHAnsi"/>
-                <w:b/>
-                <w:bCs/>
-                <w:noProof/>
-                <w:sz w:val="72"/>
-                <w:szCs w:val="72"/>
-                <w:lang w:bidi="ar-EG"/>
-              </w:rPr>
               <w:drawing>
-                <wp:inline distT="0" distB="0" distL="0" distR="0" wp14:anchorId="4364A431" wp14:editId="79B078AC">
-                  <wp:extent cx="1451610" cy="1276350"/>
-                  <wp:effectExtent l="0" t="0" r="0" b="0"/>
-                  <wp:docPr id="2062704691" name="Picture 4"/>
+                <wp:inline distT="0" distB="0" distL="0" distR="0" wp14:anchorId="0FD90205" wp14:editId="132F3730">
+                  <wp:extent cx="1097732" cy="1091070"/>
+                  <wp:effectExtent l="0" t="0" r="7620" b="0"/>
+                  <wp:docPr id="1598321690" name="Picture 6"/>
                   <wp:cNvGraphicFramePr>
                     <a:graphicFrameLocks xmlns:a="http://schemas.openxmlformats.org/drawingml/2006/main" noChangeAspect="1"/>
                   </wp:cNvGraphicFramePr>
@@ -3333,20 +2941,20 @@
                     <a:graphicData uri="http://schemas.openxmlformats.org/drawingml/2006/picture">
                       <pic:pic xmlns:pic="http://schemas.openxmlformats.org/drawingml/2006/picture">
                         <pic:nvPicPr>
-                          <pic:cNvPr id="0" name="Picture 1"/>
+                          <pic:cNvPr id="0" name="Picture 3"/>
                           <pic:cNvPicPr>
                             <a:picLocks noChangeAspect="1" noChangeArrowheads="1"/>
                           </pic:cNvPicPr>
                         </pic:nvPicPr>
                         <pic:blipFill rotWithShape="1">
-                          <a:blip r:embed="rId22">
+                          <a:blip r:embed="rId17">
                             <a:extLst>
                               <a:ext uri="{28A0092B-C50C-407E-A947-70E740481C1C}">
                                 <a14:useLocalDpi xmlns:a14="http://schemas.microsoft.com/office/drawing/2010/main" val="0"/>
                               </a:ext>
                             </a:extLst>
                           </a:blip>
-                          <a:srcRect l="9931" t="7957" r="10418" b="7922"/>
+                          <a:srcRect l="8888" t="10664" r="10420" b="9134"/>
                           <a:stretch>
                             <a:fillRect/>
                           </a:stretch>
@@ -3354,7 +2962,7 @@
                         <pic:spPr bwMode="auto">
                           <a:xfrm>
                             <a:off x="0" y="0"/>
-                            <a:ext cx="1463684" cy="1286966"/>
+                            <a:ext cx="1105217" cy="1098510"/>
                           </a:xfrm>
                           <a:prstGeom prst="rect">
                             <a:avLst/>
@@ -3379,7 +2987,7 @@
         </w:tc>
         <w:tc>
           <w:tcPr>
-            <w:tcW w:w="2818" w:type="dxa"/>
+            <w:tcW w:w="3546" w:type="dxa"/>
             <w:vAlign w:val="center"/>
           </w:tcPr>
           <w:p>
@@ -3388,7 +2996,14 @@
                 <w:tab w:val="left" w:pos="9641"/>
               </w:tabs>
               <w:bidi w:val="0"/>
-              <w:jc w:val="center"/>
+              <w:rPr>
+                <w:rFonts w:ascii="Calibri" w:eastAsia="Calibri" w:hAnsi="Calibri" w:cs="Calibri"/>
+                <w:sz w:val="32"/>
+                <w:szCs w:val="32"/>
+                <w:lang w:eastAsia="ar-SA" w:bidi="ar-EG"/>
+              </w:rPr>
+            </w:pPr>
+            <w:r>
               <w:rPr>
                 <w:rFonts w:cstheme="minorHAnsi"/>
                 <w:b/>
@@ -3397,23 +3012,13 @@
                 <w:szCs w:val="56"/>
                 <w:lang w:bidi="ar-EG"/>
               </w:rPr>
-            </w:pPr>
-            <w:r>
-              <w:rPr>
-                <w:rFonts w:cstheme="minorHAnsi"/>
-                <w:b/>
-                <w:bCs/>
-                <w:sz w:val="56"/>
-                <w:szCs w:val="56"/>
-                <w:lang w:bidi="ar-EG"/>
-              </w:rPr>
-              <w:t>Escape-key</w:t>
-            </w:r>
-          </w:p>
-        </w:tc>
-        <w:tc>
-          <w:tcPr>
-            <w:tcW w:w="2409" w:type="dxa"/>
+              <w:t>Alt</w:t>
+            </w:r>
+          </w:p>
+        </w:tc>
+        <w:tc>
+          <w:tcPr>
+            <w:tcW w:w="3589" w:type="dxa"/>
             <w:vAlign w:val="center"/>
           </w:tcPr>
           <w:p>
@@ -3422,7 +3027,50 @@
                 <w:tab w:val="left" w:pos="9641"/>
               </w:tabs>
               <w:bidi w:val="0"/>
-              <w:jc w:val="center"/>
+              <w:rPr>
+                <w:rFonts w:ascii="Calibri" w:eastAsia="Calibri" w:hAnsi="Calibri" w:cs="Calibri"/>
+                <w:sz w:val="32"/>
+                <w:szCs w:val="32"/>
+                <w:lang w:eastAsia="ar-SA" w:bidi="ar-EG"/>
+              </w:rPr>
+            </w:pPr>
+            <w:r>
+              <w:rPr>
+                <w:rFonts w:ascii="Calibri" w:eastAsia="Calibri" w:hAnsi="Calibri" w:cs="Calibri"/>
+                <w:b/>
+                <w:bCs/>
+                <w:sz w:val="48"/>
+                <w:szCs w:val="48"/>
+                <w:lang w:eastAsia="ar-SA" w:bidi="ar-EG"/>
+              </w:rPr>
+              <w:t>(………………………)</w:t>
+            </w:r>
+          </w:p>
+        </w:tc>
+      </w:tr>
+      <w:tr>
+        <w:trPr>
+          <w:trHeight w:val="2238"/>
+        </w:trPr>
+        <w:tc>
+          <w:tcPr>
+            <w:tcW w:w="3547" w:type="dxa"/>
+            <w:vAlign w:val="center"/>
+          </w:tcPr>
+          <w:p>
+            <w:pPr>
+              <w:tabs>
+                <w:tab w:val="left" w:pos="9641"/>
+              </w:tabs>
+              <w:bidi w:val="0"/>
+              <w:rPr>
+                <w:rFonts w:ascii="Calibri" w:eastAsia="Calibri" w:hAnsi="Calibri" w:cs="Calibri"/>
+                <w:sz w:val="32"/>
+                <w:szCs w:val="32"/>
+                <w:lang w:eastAsia="ar-SA" w:bidi="ar-EG"/>
+              </w:rPr>
+            </w:pPr>
+            <w:r>
               <w:rPr>
                 <w:rFonts w:cstheme="minorHAnsi"/>
                 <w:b/>
@@ -3432,22 +3080,11 @@
                 <w:szCs w:val="72"/>
                 <w:lang w:bidi="ar-EG"/>
               </w:rPr>
-            </w:pPr>
-            <w:r>
-              <w:rPr>
-                <w:rFonts w:cstheme="minorHAnsi"/>
-                <w:b/>
-                <w:bCs/>
-                <w:noProof/>
-                <w:sz w:val="72"/>
-                <w:szCs w:val="72"/>
-                <w:lang w:bidi="ar-EG"/>
-              </w:rPr>
               <w:drawing>
-                <wp:inline distT="0" distB="0" distL="0" distR="0" wp14:anchorId="6725471C" wp14:editId="4B43BDC1">
-                  <wp:extent cx="1409700" cy="1409700"/>
-                  <wp:effectExtent l="0" t="0" r="0" b="0"/>
-                  <wp:docPr id="36240745" name="Picture 6"/>
+                <wp:inline distT="0" distB="0" distL="0" distR="0" wp14:anchorId="326A3208" wp14:editId="2F0E3433">
+                  <wp:extent cx="1149350" cy="1117600"/>
+                  <wp:effectExtent l="0" t="0" r="0" b="6350"/>
+                  <wp:docPr id="1156556788" name="Picture 8"/>
                   <wp:cNvGraphicFramePr>
                     <a:graphicFrameLocks xmlns:a="http://schemas.openxmlformats.org/drawingml/2006/main" noChangeAspect="1"/>
                   </wp:cNvGraphicFramePr>
@@ -3455,20 +3092,20 @@
                     <a:graphicData uri="http://schemas.openxmlformats.org/drawingml/2006/picture">
                       <pic:pic xmlns:pic="http://schemas.openxmlformats.org/drawingml/2006/picture">
                         <pic:nvPicPr>
-                          <pic:cNvPr id="0" name="Picture 3"/>
+                          <pic:cNvPr id="0" name="Picture 5"/>
                           <pic:cNvPicPr>
                             <a:picLocks noChangeAspect="1" noChangeArrowheads="1"/>
                           </pic:cNvPicPr>
                         </pic:nvPicPr>
-                        <pic:blipFill>
-                          <a:blip r:embed="rId23" cstate="print">
+                        <pic:blipFill rotWithShape="1">
+                          <a:blip r:embed="rId18">
                             <a:extLst>
                               <a:ext uri="{28A0092B-C50C-407E-A947-70E740481C1C}">
                                 <a14:useLocalDpi xmlns:a14="http://schemas.microsoft.com/office/drawing/2010/main" val="0"/>
                               </a:ext>
                             </a:extLst>
                           </a:blip>
-                          <a:srcRect/>
+                          <a:srcRect l="8617" t="10431" r="9297" b="9751"/>
                           <a:stretch>
                             <a:fillRect/>
                           </a:stretch>
@@ -3476,7 +3113,7 @@
                         <pic:spPr bwMode="auto">
                           <a:xfrm>
                             <a:off x="0" y="0"/>
-                            <a:ext cx="1409700" cy="1409700"/>
+                            <a:ext cx="1151927" cy="1120106"/>
                           </a:xfrm>
                           <a:prstGeom prst="rect">
                             <a:avLst/>
@@ -3485,6 +3122,11 @@
                           <a:ln>
                             <a:noFill/>
                           </a:ln>
+                          <a:extLst>
+                            <a:ext uri="{53640926-AAD7-44D8-BBD7-CCE9431645EC}">
+                              <a14:shadowObscured xmlns:a14="http://schemas.microsoft.com/office/drawing/2010/main"/>
+                            </a:ext>
+                          </a:extLst>
                         </pic:spPr>
                       </pic:pic>
                     </a:graphicData>
@@ -3496,7 +3138,7 @@
         </w:tc>
         <w:tc>
           <w:tcPr>
-            <w:tcW w:w="2449" w:type="dxa"/>
+            <w:tcW w:w="3546" w:type="dxa"/>
             <w:vAlign w:val="center"/>
           </w:tcPr>
           <w:p>
@@ -3505,26 +3147,54 @@
                 <w:tab w:val="left" w:pos="9641"/>
               </w:tabs>
               <w:bidi w:val="0"/>
-              <w:jc w:val="center"/>
-              <w:rPr>
-                <w:rFonts w:eastAsia="Calibri" w:cstheme="minorHAnsi"/>
+              <w:rPr>
+                <w:rFonts w:ascii="Calibri" w:eastAsia="Calibri" w:hAnsi="Calibri" w:cs="Calibri"/>
+                <w:sz w:val="32"/>
+                <w:szCs w:val="32"/>
+                <w:lang w:eastAsia="ar-SA" w:bidi="ar-EG"/>
+              </w:rPr>
+            </w:pPr>
+            <w:r>
+              <w:rPr>
+                <w:rFonts w:cstheme="minorHAnsi"/>
                 <w:b/>
                 <w:bCs/>
                 <w:sz w:val="56"/>
                 <w:szCs w:val="56"/>
-                <w:lang w:eastAsia="ar-SA"/>
-              </w:rPr>
-            </w:pPr>
-            <w:r>
-              <w:rPr>
-                <w:rFonts w:eastAsia="Calibri" w:cstheme="minorHAnsi"/>
-                <w:b/>
-                <w:bCs/>
-                <w:sz w:val="56"/>
-                <w:szCs w:val="56"/>
-                <w:lang w:eastAsia="ar-SA"/>
-              </w:rPr>
-              <w:t>Paint</w:t>
+                <w:lang w:bidi="ar-EG"/>
+              </w:rPr>
+              <w:t>Ctrl</w:t>
+            </w:r>
+          </w:p>
+        </w:tc>
+        <w:tc>
+          <w:tcPr>
+            <w:tcW w:w="3589" w:type="dxa"/>
+            <w:vAlign w:val="center"/>
+          </w:tcPr>
+          <w:p>
+            <w:pPr>
+              <w:tabs>
+                <w:tab w:val="left" w:pos="9641"/>
+              </w:tabs>
+              <w:bidi w:val="0"/>
+              <w:rPr>
+                <w:rFonts w:ascii="Calibri" w:eastAsia="Calibri" w:hAnsi="Calibri" w:cs="Calibri"/>
+                <w:sz w:val="32"/>
+                <w:szCs w:val="32"/>
+                <w:lang w:eastAsia="ar-SA" w:bidi="ar-EG"/>
+              </w:rPr>
+            </w:pPr>
+            <w:r>
+              <w:rPr>
+                <w:rFonts w:ascii="Calibri" w:eastAsia="Calibri" w:hAnsi="Calibri" w:cs="Calibri"/>
+                <w:b/>
+                <w:bCs/>
+                <w:sz w:val="48"/>
+                <w:szCs w:val="48"/>
+                <w:lang w:eastAsia="ar-SA" w:bidi="ar-EG"/>
+              </w:rPr>
+              <w:t>(………………………)</w:t>
             </w:r>
           </w:p>
         </w:tc>
@@ -3553,16 +3223,16 @@
         <mc:AlternateContent>
           <mc:Choice Requires="wps">
             <w:drawing>
-              <wp:anchor distT="45720" distB="45720" distL="114300" distR="114300" simplePos="0" relativeHeight="251668480" behindDoc="0" locked="0" layoutInCell="1" allowOverlap="1" wp14:anchorId="48FC5FD6" wp14:editId="33ADA3AE">
+              <wp:anchor distT="45720" distB="45720" distL="114300" distR="114300" simplePos="0" relativeHeight="251659264" behindDoc="0" locked="0" layoutInCell="1" allowOverlap="1" wp14:anchorId="48FC5FD6" wp14:editId="1B73667C">
                 <wp:simplePos x="0" y="0"/>
                 <wp:positionH relativeFrom="column">
-                  <wp:posOffset>1762488</wp:posOffset>
+                  <wp:posOffset>1751330</wp:posOffset>
                 </wp:positionH>
                 <wp:positionV relativeFrom="paragraph">
-                  <wp:posOffset>657951</wp:posOffset>
+                  <wp:posOffset>87943</wp:posOffset>
                 </wp:positionV>
-                <wp:extent cx="2846615" cy="1404620"/>
-                <wp:effectExtent l="0" t="0" r="11430" b="24130"/>
+                <wp:extent cx="2846070" cy="636270"/>
+                <wp:effectExtent l="0" t="0" r="11430" b="11430"/>
                 <wp:wrapNone/>
                 <wp:docPr id="217" name="Text Box 2"/>
                 <wp:cNvGraphicFramePr>
@@ -3577,7 +3247,7 @@
                       <wps:spPr bwMode="auto">
                         <a:xfrm>
                           <a:off x="0" y="0"/>
-                          <a:ext cx="2846615" cy="1404620"/>
+                          <a:ext cx="2846070" cy="636270"/>
                         </a:xfrm>
                         <a:prstGeom prst="rect">
                           <a:avLst/>
@@ -3623,7 +3293,7 @@
                         </w:txbxContent>
                       </wps:txbx>
                       <wps:bodyPr rot="0" vert="horz" wrap="square" lIns="91440" tIns="45720" rIns="91440" bIns="45720" anchor="t" anchorCtr="0">
-                        <a:spAutoFit/>
+                        <a:noAutofit/>
                       </wps:bodyPr>
                     </wps:wsp>
                   </a:graphicData>
@@ -3643,8 +3313,8 @@
                 <v:stroke joinstyle="miter"/>
                 <v:path gradientshapeok="t" o:connecttype="rect"/>
               </v:shapetype>
-              <v:shape id="Text Box 2" o:spid="_x0000_s1026" type="#_x0000_t202" style="position:absolute;margin-left:138.8pt;margin-top:51.8pt;width:224.15pt;height:110.6pt;z-index:251668480;visibility:visible;mso-wrap-style:square;mso-width-percent:0;mso-height-percent:0;mso-wrap-distance-left:9pt;mso-wrap-distance-top:3.6pt;mso-wrap-distance-right:9pt;mso-wrap-distance-bottom:3.6pt;mso-position-horizontal:absolute;mso-position-horizontal-relative:text;mso-position-vertical:absolute;mso-position-vertical-relative:text;mso-width-percent:0;mso-height-percent:0;mso-width-relative:margin;mso-height-relative:margin;v-text-anchor:top" o:gfxdata="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">
-                <v:textbox style="mso-fit-shape-to-text:t">
+              <v:shape id="Text Box 2" o:spid="_x0000_s1026" type="#_x0000_t202" style="position:absolute;margin-left:137.9pt;margin-top:6.9pt;width:224.1pt;height:50.1pt;z-index:251659264;visibility:visible;mso-wrap-style:square;mso-width-percent:0;mso-height-percent:0;mso-wrap-distance-left:9pt;mso-wrap-distance-top:3.6pt;mso-wrap-distance-right:9pt;mso-wrap-distance-bottom:3.6pt;mso-position-horizontal:absolute;mso-position-horizontal-relative:text;mso-position-vertical:absolute;mso-position-vertical-relative:text;mso-width-percent:0;mso-height-percent:0;mso-width-relative:margin;mso-height-relative:margin;v-text-anchor:top" o:gfxdata="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">
+                <v:textbox>
                   <w:txbxContent>
                     <w:p>
                       <w:pPr>
@@ -3679,7 +3349,7 @@
       </w:r>
     </w:p>
     <w:sectPr>
-      <w:footerReference w:type="default" r:id="rId24"/>
+      <w:footerReference w:type="default" r:id="rId19"/>
       <w:pgSz w:w="11906" w:h="16838"/>
       <w:pgMar w:top="-272" w:right="720" w:bottom="720" w:left="720" w:header="709" w:footer="709" w:gutter="0"/>
       <w:pgBorders w:offsetFrom="page">
@@ -4717,7 +4387,7 @@
   <w:style w:type="paragraph" w:default="1" w:styleId="Normal">
     <w:name w:val="Normal"/>
     <w:qFormat/>
-    <w:rsid w:val="00A564FD"/>
+    <w:rsid w:val="00375B6E"/>
     <w:pPr>
       <w:bidi/>
     </w:pPr>
